--- a/mayor4code_Project_Report.docx
+++ b/mayor4code_Project_Report.docx
@@ -358,7 +358,7 @@
         <w:jc w:val="both"/>
       </w:pPr>
       <w:r>
-        <w:t>I express my sincere gratitude to my project supervisor, Dr. Adeolu Obamehinti, for the guidance, patience, and constructive criticism that shaped this work. I am grateful to the Head and entire staff of the Department of Computer Science, Olusegun Agagu University of Science and Technology, Okitipupa, for the knowledge imparted throughout my programme. I also thank my family and friends for their unwavering support and encouragement. Above all, I give thanks to Almighty God for His grace and strength.</w:t>
+        <w:t>I express my sincere gratitude to my project supervisor, Dr. Adeolu Obamehinti, for the guidance, patience, and constructive criticism that shaped this work. I am grateful to the Head and entire staff of the Department of Computer Science, Olusegun Agagu University of Science and Technology, Okitipupa, for the knowledge imparted throughout my programme. I am also grateful to my senior colleague, Senpai, whose technical guidance, debugging support, and architectural insights were invaluable throughout the development of the mayor4code platform. I also thank my family and friends for their unwavering support and encouragement. Above all, I give thanks to Almighty God for His grace and strength.</w:t>
       </w:r>
     </w:p>
     <w:p>
@@ -452,6 +452,14 @@
         <w:jc w:val="both"/>
       </w:pPr>
       <w:r>
+        <w:t>Figure 3.3: Entity-Relationship Diagram of the mayor4code Database</w:t>
+      </w:r>
+    </w:p>
+    <w:p>
+      <w:pPr>
+        <w:jc w:val="both"/>
+      </w:pPr>
+      <w:r>
         <w:t>Figure 4.1: Registration Interface</w:t>
       </w:r>
     </w:p>
@@ -541,6 +549,14 @@
         <w:jc w:val="both"/>
       </w:pPr>
       <w:r>
+        <w:t>Table 2.1: Comparison of mayor4code with Existing Platforms</w:t>
+      </w:r>
+    </w:p>
+    <w:p>
+      <w:pPr>
+        <w:jc w:val="both"/>
+      </w:pPr>
+      <w:r>
         <w:t>Table 3.1: Summary of Principal Database Entities</w:t>
       </w:r>
     </w:p>
@@ -549,6 +565,22 @@
         <w:jc w:val="both"/>
       </w:pPr>
       <w:r>
+        <w:t>Table 3.2: Functional Requirements Specification</w:t>
+      </w:r>
+    </w:p>
+    <w:p>
+      <w:pPr>
+        <w:jc w:val="both"/>
+      </w:pPr>
+      <w:r>
+        <w:t>Table 3.3: Non-Functional Requirements Specification</w:t>
+      </w:r>
+    </w:p>
+    <w:p>
+      <w:pPr>
+        <w:jc w:val="both"/>
+      </w:pPr>
+      <w:r>
         <w:t>Table 4.1: Software Development Tools</w:t>
       </w:r>
     </w:p>
@@ -557,7 +589,15 @@
         <w:jc w:val="both"/>
       </w:pPr>
       <w:r>
-        <w:t>Table 4.2: Summary of Test Cases and Results</w:t>
+        <w:t>Table 4.2: Interface Features by Screen</w:t>
+      </w:r>
+    </w:p>
+    <w:p>
+      <w:pPr>
+        <w:jc w:val="both"/>
+      </w:pPr>
+      <w:r>
+        <w:t>Table 4.3: Summary of Test Cases and Results</w:t>
       </w:r>
     </w:p>
     <w:p>
@@ -1161,7 +1201,7 @@
         <w:pStyle w:val="Heading2"/>
       </w:pPr>
       <w:r>
-        <w:t>2.3 Interactive Programming Learning Platforms</w:t>
+        <w:t>2.3 Constructivist Learning Theory</w:t>
       </w:r>
     </w:p>
     <w:p>
@@ -1169,6 +1209,70 @@
         <w:jc w:val="both"/>
       </w:pPr>
       <w:r>
+        <w:t>Constructivist learning theory posits that learners actively construct knowledge rather than passively receive it. Piaget (1952) described cognitive constructivism, in which learners build mental models by assimilating new information into existing schemas and accommodating schemas when new information does not fit. In the context of programming education, this implies that learners must actively engage with concepts by writing code, testing hypotheses, and debugging errors, rather than merely reading about syntax and semantics.</w:t>
+      </w:r>
+    </w:p>
+    <w:p>
+      <w:pPr>
+        <w:jc w:val="both"/>
+      </w:pPr>
+      <w:r>
+        <w:t>Vygotsky (1978) extended constructivism with the concept of the Zone of Proximal Development (ZPD), defined as the gap between what a learner can achieve independently and what they can achieve with guidance. Interactive e-learning platforms can function as scaffolding tools within the ZPD by providing immediate feedback, hint systems, and structured progression that gradually reduces support as the learner gains competence. Jonassen (1999) argued that constructivist learning environments should present authentic problems, provide multiple representations of content, and support collaborative knowledge construction, principles that informed the design of the mayor4code platform's sequential lesson structure and integrated coding playground.</w:t>
+      </w:r>
+    </w:p>
+    <w:p>
+      <w:pPr>
+        <w:jc w:val="both"/>
+      </w:pPr>
+      <w:r>
+        <w:t>The locked progression mechanism in mayor4code aligns with the constructivist principle that learners must master prerequisite concepts before advancing to more complex topics. By requiring a minimum quiz score of sixty percent to unlock subsequent lessons, the platform ensures that each learner has constructed a sufficient foundation of understanding before being exposed to new material. This approach prevents the accumulation of knowledge gaps that commonly hinder progress in self-directed programming education.</w:t>
+      </w:r>
+    </w:p>
+    <w:p>
+      <w:pPr>
+        <w:pStyle w:val="Heading2"/>
+      </w:pPr>
+      <w:r>
+        <w:t>2.4 Mastery Learning and Sequential Progression</w:t>
+      </w:r>
+    </w:p>
+    <w:p>
+      <w:pPr>
+        <w:jc w:val="both"/>
+      </w:pPr>
+      <w:r>
+        <w:t>Mastery learning, originally proposed by Bloom (1968), is an instructional strategy in which learners must achieve a defined level of competence before progressing to the next unit of instruction. Bloom argued that given sufficient time and appropriate instruction, most learners can achieve mastery of any subject, and that the key differentiator is not innate ability but the opportunity to learn at one's own pace. Guskey (2007) reviewed decades of mastery learning research and concluded that the approach consistently produces superior learning outcomes compared to conventional time-bound instruction, particularly for foundational knowledge that supports subsequent learning.</w:t>
+      </w:r>
+    </w:p>
+    <w:p>
+      <w:pPr>
+        <w:jc w:val="both"/>
+      </w:pPr>
+      <w:r>
+        <w:t>Keller (1968) developed the Personalized System of Instruction (PSI), which applied mastery learning principles to higher education through self-paced modules, unit quizzes with passing criteria, and immediate feedback. The PSI model bears direct similarity to the design of mayor4code, where each lesson is a self-contained module, the quiz serves as the mastery assessment, the sixty percent pass mark defines the mastery threshold, and locked progression ensures that learners demonstrate competence before advancing. Research by Kulik, Kulik, and Bangert-Drowns (1990) in a meta-analysis of PSI studies found that the approach led to higher achievement and greater learner satisfaction compared to conventional lecture-based instruction.</w:t>
+      </w:r>
+    </w:p>
+    <w:p>
+      <w:pPr>
+        <w:jc w:val="both"/>
+      </w:pPr>
+      <w:r>
+        <w:t>The sequential progression model adopted by mayor4code is further supported by the principles of deliberate practice described by Ericsson, Krampe, and Tesch-Romer (1993). Deliberate practice involves well-defined learning objectives, immediate feedback, repetition, and progressive difficulty — all characteristics embedded in the platform's lesson-quiz-unlock cycle. By integrating deliberate practice with mastery learning criteria, mayor4code provides a structured pathway that guides learners from basic syntax to more advanced Python programming concepts while ensuring foundational understanding at each step.</w:t>
+      </w:r>
+    </w:p>
+    <w:p>
+      <w:pPr>
+        <w:pStyle w:val="Heading2"/>
+      </w:pPr>
+      <w:r>
+        <w:t>2.5 Interactive Programming Learning Platforms</w:t>
+      </w:r>
+    </w:p>
+    <w:p>
+      <w:pPr>
+        <w:jc w:val="both"/>
+      </w:pPr>
+      <w:r>
         <w:t>Interactive programming learning platforms combine instructional content with hands-on coding activities, enabling learners to write and execute code while studying. Unlike static resources such as textbooks and video tutorials, these platforms provide immediate feedback that helps learners identify and correct errors promptly.</w:t>
       </w:r>
     </w:p>
@@ -1185,7 +1289,7 @@
         <w:pStyle w:val="Heading2"/>
       </w:pPr>
       <w:r>
-        <w:t>2.4 Learning Management and Progress Tracking</w:t>
+        <w:t>2.6 Learning Management and Progress Tracking</w:t>
       </w:r>
     </w:p>
     <w:p>
@@ -1209,7 +1313,7 @@
         <w:pStyle w:val="Heading2"/>
       </w:pPr>
       <w:r>
-        <w:t>2.5 Gamification in Learning</w:t>
+        <w:t>2.7 Gamification in Learning</w:t>
       </w:r>
     </w:p>
     <w:p>
@@ -1233,7 +1337,7 @@
         <w:pStyle w:val="Heading2"/>
       </w:pPr>
       <w:r>
-        <w:t>2.6 Technologies Used in Web Development</w:t>
+        <w:t>2.8 Technologies Used in Web Development</w:t>
       </w:r>
     </w:p>
     <w:p>
@@ -1265,7 +1369,7 @@
         <w:pStyle w:val="Heading2"/>
       </w:pPr>
       <w:r>
-        <w:t>2.7 Related Works and Existing Systems</w:t>
+        <w:t>2.9 Related Works and Existing Systems</w:t>
       </w:r>
     </w:p>
     <w:p>
@@ -1273,7 +1377,7 @@
         <w:pStyle w:val="Heading3"/>
       </w:pPr>
       <w:r>
-        <w:t>2.7.1 Codecademy Interactive Coding Platform</w:t>
+        <w:t>2.9.1 Codecademy Interactive Coding Platform</w:t>
       </w:r>
     </w:p>
     <w:p>
@@ -1383,7 +1487,7 @@
         <w:pStyle w:val="Heading3"/>
       </w:pPr>
       <w:r>
-        <w:t>2.7.2 freeCodeCamp Learning Platform</w:t>
+        <w:t>2.9.2 freeCodeCamp Learning Platform</w:t>
       </w:r>
     </w:p>
     <w:p>
@@ -1493,7 +1597,7 @@
         <w:pStyle w:val="Heading3"/>
       </w:pPr>
       <w:r>
-        <w:t>2.7.3 SoloLearn Mobile Learning Application</w:t>
+        <w:t>2.9.3 SoloLearn Mobile Learning Application</w:t>
       </w:r>
     </w:p>
     <w:p>
@@ -1603,7 +1707,7 @@
         <w:pStyle w:val="Heading3"/>
       </w:pPr>
       <w:r>
-        <w:t>2.7.4 HackerRank Skill Assessment Platform</w:t>
+        <w:t>2.9.4 HackerRank Skill Assessment Platform</w:t>
       </w:r>
     </w:p>
     <w:p>
@@ -1713,7 +1817,7 @@
         <w:pStyle w:val="Heading3"/>
       </w:pPr>
       <w:r>
-        <w:t>2.7.5 W3Schools Online Tutorials</w:t>
+        <w:t>2.9.5 W3Schools Online Tutorials</w:t>
       </w:r>
     </w:p>
     <w:p>
@@ -1823,7 +1927,7 @@
         <w:pStyle w:val="Heading3"/>
       </w:pPr>
       <w:r>
-        <w:t>2.7.6 Summary of Related Works</w:t>
+        <w:t>2.9.6 Summary of Related Works</w:t>
       </w:r>
     </w:p>
     <w:p>
@@ -1836,10 +1940,913 @@
     </w:p>
     <w:p>
       <w:pPr>
+        <w:pStyle w:val="Heading3"/>
+      </w:pPr>
+      <w:r>
+        <w:t>2.9.7 Comparative Analysis of Existing Platforms</w:t>
+      </w:r>
+    </w:p>
+    <w:p>
+      <w:pPr>
+        <w:jc w:val="both"/>
+      </w:pPr>
+      <w:r>
+        <w:t>Table 2.1 presents a comparative analysis of mayor4code against the reviewed existing platforms across seven key features. The comparison illustrates how mayor4code addresses the gaps identified in the literature by combining all essential features in a single free platform.</w:t>
+      </w:r>
+    </w:p>
+    <w:p>
+      <w:pPr>
+        <w:jc w:val="both"/>
+      </w:pPr>
+      <w:r>
+        <w:t>Table 2.1: Comparison of mayor4code with Existing Platforms</w:t>
+      </w:r>
+    </w:p>
+    <w:tbl>
+      <w:tblPr>
+        <w:tblStyle w:val="TableGrid"/>
+        <w:tblW w:type="auto" w:w="0"/>
+        <w:jc w:val="center"/>
+        <w:tblLook w:firstColumn="1" w:firstRow="1" w:lastColumn="0" w:lastRow="0" w:noHBand="0" w:noVBand="1" w:val="04A0"/>
+      </w:tblPr>
+      <w:tblGrid>
+        <w:gridCol w:w="1174"/>
+        <w:gridCol w:w="1174"/>
+        <w:gridCol w:w="1174"/>
+        <w:gridCol w:w="1174"/>
+        <w:gridCol w:w="1174"/>
+        <w:gridCol w:w="1174"/>
+        <w:gridCol w:w="1174"/>
+      </w:tblGrid>
+      <w:tr>
+        <w:tc>
+          <w:tcPr>
+            <w:tcW w:type="dxa" w:w="1174"/>
+          </w:tcPr>
+          <w:p>
+            <w:pPr>
+              <w:jc w:val="center"/>
+            </w:pPr>
+            <w:r/>
+            <w:r>
+              <w:rPr>
+                <w:b/>
+                <w:sz w:val="18"/>
+              </w:rPr>
+              <w:t>Feature</w:t>
+            </w:r>
+          </w:p>
+        </w:tc>
+        <w:tc>
+          <w:tcPr>
+            <w:tcW w:type="dxa" w:w="1174"/>
+          </w:tcPr>
+          <w:p>
+            <w:pPr>
+              <w:jc w:val="center"/>
+            </w:pPr>
+            <w:r/>
+            <w:r>
+              <w:rPr>
+                <w:b/>
+                <w:sz w:val="18"/>
+              </w:rPr>
+              <w:t>mayor4code</w:t>
+            </w:r>
+          </w:p>
+        </w:tc>
+        <w:tc>
+          <w:tcPr>
+            <w:tcW w:type="dxa" w:w="1174"/>
+          </w:tcPr>
+          <w:p>
+            <w:pPr>
+              <w:jc w:val="center"/>
+            </w:pPr>
+            <w:r/>
+            <w:r>
+              <w:rPr>
+                <w:b/>
+                <w:sz w:val="18"/>
+              </w:rPr>
+              <w:t>Codecademy</w:t>
+            </w:r>
+          </w:p>
+        </w:tc>
+        <w:tc>
+          <w:tcPr>
+            <w:tcW w:type="dxa" w:w="1174"/>
+          </w:tcPr>
+          <w:p>
+            <w:pPr>
+              <w:jc w:val="center"/>
+            </w:pPr>
+            <w:r/>
+            <w:r>
+              <w:rPr>
+                <w:b/>
+                <w:sz w:val="18"/>
+              </w:rPr>
+              <w:t>freeCodeCamp</w:t>
+            </w:r>
+          </w:p>
+        </w:tc>
+        <w:tc>
+          <w:tcPr>
+            <w:tcW w:type="dxa" w:w="1174"/>
+          </w:tcPr>
+          <w:p>
+            <w:pPr>
+              <w:jc w:val="center"/>
+            </w:pPr>
+            <w:r/>
+            <w:r>
+              <w:rPr>
+                <w:b/>
+                <w:sz w:val="18"/>
+              </w:rPr>
+              <w:t>SoloLearn</w:t>
+            </w:r>
+          </w:p>
+        </w:tc>
+        <w:tc>
+          <w:tcPr>
+            <w:tcW w:type="dxa" w:w="1174"/>
+          </w:tcPr>
+          <w:p>
+            <w:pPr>
+              <w:jc w:val="center"/>
+            </w:pPr>
+            <w:r/>
+            <w:r>
+              <w:rPr>
+                <w:b/>
+                <w:sz w:val="18"/>
+              </w:rPr>
+              <w:t>HackerRank</w:t>
+            </w:r>
+          </w:p>
+        </w:tc>
+        <w:tc>
+          <w:tcPr>
+            <w:tcW w:type="dxa" w:w="1174"/>
+          </w:tcPr>
+          <w:p>
+            <w:pPr>
+              <w:jc w:val="center"/>
+            </w:pPr>
+            <w:r/>
+            <w:r>
+              <w:rPr>
+                <w:b/>
+                <w:sz w:val="18"/>
+              </w:rPr>
+              <w:t>W3Schools</w:t>
+            </w:r>
+          </w:p>
+        </w:tc>
+      </w:tr>
+      <w:tr>
+        <w:tc>
+          <w:tcPr>
+            <w:tcW w:type="dxa" w:w="1174"/>
+          </w:tcPr>
+          <w:p>
+            <w:pPr>
+              <w:jc w:val="center"/>
+            </w:pPr>
+            <w:r/>
+            <w:r>
+              <w:rPr>
+                <w:sz w:val="18"/>
+              </w:rPr>
+              <w:t>Structured Lessons</w:t>
+            </w:r>
+          </w:p>
+        </w:tc>
+        <w:tc>
+          <w:tcPr>
+            <w:tcW w:type="dxa" w:w="1174"/>
+          </w:tcPr>
+          <w:p>
+            <w:pPr>
+              <w:jc w:val="center"/>
+            </w:pPr>
+            <w:r/>
+            <w:r>
+              <w:rPr>
+                <w:sz w:val="18"/>
+              </w:rPr>
+              <w:t>✓</w:t>
+            </w:r>
+          </w:p>
+        </w:tc>
+        <w:tc>
+          <w:tcPr>
+            <w:tcW w:type="dxa" w:w="1174"/>
+          </w:tcPr>
+          <w:p>
+            <w:pPr>
+              <w:jc w:val="center"/>
+            </w:pPr>
+            <w:r/>
+            <w:r>
+              <w:rPr>
+                <w:sz w:val="18"/>
+              </w:rPr>
+              <w:t>✓</w:t>
+            </w:r>
+          </w:p>
+        </w:tc>
+        <w:tc>
+          <w:tcPr>
+            <w:tcW w:type="dxa" w:w="1174"/>
+          </w:tcPr>
+          <w:p>
+            <w:pPr>
+              <w:jc w:val="center"/>
+            </w:pPr>
+            <w:r/>
+            <w:r>
+              <w:rPr>
+                <w:sz w:val="18"/>
+              </w:rPr>
+              <w:t>✓</w:t>
+            </w:r>
+          </w:p>
+        </w:tc>
+        <w:tc>
+          <w:tcPr>
+            <w:tcW w:type="dxa" w:w="1174"/>
+          </w:tcPr>
+          <w:p>
+            <w:pPr>
+              <w:jc w:val="center"/>
+            </w:pPr>
+            <w:r/>
+            <w:r>
+              <w:rPr>
+                <w:sz w:val="18"/>
+              </w:rPr>
+              <w:t>✓</w:t>
+            </w:r>
+          </w:p>
+        </w:tc>
+        <w:tc>
+          <w:tcPr>
+            <w:tcW w:type="dxa" w:w="1174"/>
+          </w:tcPr>
+          <w:p>
+            <w:pPr>
+              <w:jc w:val="center"/>
+            </w:pPr>
+            <w:r/>
+            <w:r>
+              <w:rPr>
+                <w:sz w:val="18"/>
+              </w:rPr>
+              <w:t>✗</w:t>
+            </w:r>
+          </w:p>
+        </w:tc>
+        <w:tc>
+          <w:tcPr>
+            <w:tcW w:type="dxa" w:w="1174"/>
+          </w:tcPr>
+          <w:p>
+            <w:pPr>
+              <w:jc w:val="center"/>
+            </w:pPr>
+            <w:r/>
+            <w:r>
+              <w:rPr>
+                <w:sz w:val="18"/>
+              </w:rPr>
+              <w:t>✓</w:t>
+            </w:r>
+          </w:p>
+        </w:tc>
+      </w:tr>
+      <w:tr>
+        <w:tc>
+          <w:tcPr>
+            <w:tcW w:type="dxa" w:w="1174"/>
+          </w:tcPr>
+          <w:p>
+            <w:pPr>
+              <w:jc w:val="center"/>
+            </w:pPr>
+            <w:r/>
+            <w:r>
+              <w:rPr>
+                <w:sz w:val="18"/>
+              </w:rPr>
+              <w:t>Locked Progression</w:t>
+            </w:r>
+          </w:p>
+        </w:tc>
+        <w:tc>
+          <w:tcPr>
+            <w:tcW w:type="dxa" w:w="1174"/>
+          </w:tcPr>
+          <w:p>
+            <w:pPr>
+              <w:jc w:val="center"/>
+            </w:pPr>
+            <w:r/>
+            <w:r>
+              <w:rPr>
+                <w:sz w:val="18"/>
+              </w:rPr>
+              <w:t>✓</w:t>
+            </w:r>
+          </w:p>
+        </w:tc>
+        <w:tc>
+          <w:tcPr>
+            <w:tcW w:type="dxa" w:w="1174"/>
+          </w:tcPr>
+          <w:p>
+            <w:pPr>
+              <w:jc w:val="center"/>
+            </w:pPr>
+            <w:r/>
+            <w:r>
+              <w:rPr>
+                <w:sz w:val="18"/>
+              </w:rPr>
+              <w:t>✓</w:t>
+            </w:r>
+          </w:p>
+        </w:tc>
+        <w:tc>
+          <w:tcPr>
+            <w:tcW w:type="dxa" w:w="1174"/>
+          </w:tcPr>
+          <w:p>
+            <w:pPr>
+              <w:jc w:val="center"/>
+            </w:pPr>
+            <w:r/>
+            <w:r>
+              <w:rPr>
+                <w:sz w:val="18"/>
+              </w:rPr>
+              <w:t>✗</w:t>
+            </w:r>
+          </w:p>
+        </w:tc>
+        <w:tc>
+          <w:tcPr>
+            <w:tcW w:type="dxa" w:w="1174"/>
+          </w:tcPr>
+          <w:p>
+            <w:pPr>
+              <w:jc w:val="center"/>
+            </w:pPr>
+            <w:r/>
+            <w:r>
+              <w:rPr>
+                <w:sz w:val="18"/>
+              </w:rPr>
+              <w:t>✗</w:t>
+            </w:r>
+          </w:p>
+        </w:tc>
+        <w:tc>
+          <w:tcPr>
+            <w:tcW w:type="dxa" w:w="1174"/>
+          </w:tcPr>
+          <w:p>
+            <w:pPr>
+              <w:jc w:val="center"/>
+            </w:pPr>
+            <w:r/>
+            <w:r>
+              <w:rPr>
+                <w:sz w:val="18"/>
+              </w:rPr>
+              <w:t>✗</w:t>
+            </w:r>
+          </w:p>
+        </w:tc>
+        <w:tc>
+          <w:tcPr>
+            <w:tcW w:type="dxa" w:w="1174"/>
+          </w:tcPr>
+          <w:p>
+            <w:pPr>
+              <w:jc w:val="center"/>
+            </w:pPr>
+            <w:r/>
+            <w:r>
+              <w:rPr>
+                <w:sz w:val="18"/>
+              </w:rPr>
+              <w:t>✗</w:t>
+            </w:r>
+          </w:p>
+        </w:tc>
+      </w:tr>
+      <w:tr>
+        <w:tc>
+          <w:tcPr>
+            <w:tcW w:type="dxa" w:w="1174"/>
+          </w:tcPr>
+          <w:p>
+            <w:pPr>
+              <w:jc w:val="center"/>
+            </w:pPr>
+            <w:r/>
+            <w:r>
+              <w:rPr>
+                <w:sz w:val="18"/>
+              </w:rPr>
+              <w:t>Code Playground</w:t>
+            </w:r>
+          </w:p>
+        </w:tc>
+        <w:tc>
+          <w:tcPr>
+            <w:tcW w:type="dxa" w:w="1174"/>
+          </w:tcPr>
+          <w:p>
+            <w:pPr>
+              <w:jc w:val="center"/>
+            </w:pPr>
+            <w:r/>
+            <w:r>
+              <w:rPr>
+                <w:sz w:val="18"/>
+              </w:rPr>
+              <w:t>✓</w:t>
+            </w:r>
+          </w:p>
+        </w:tc>
+        <w:tc>
+          <w:tcPr>
+            <w:tcW w:type="dxa" w:w="1174"/>
+          </w:tcPr>
+          <w:p>
+            <w:pPr>
+              <w:jc w:val="center"/>
+            </w:pPr>
+            <w:r/>
+            <w:r>
+              <w:rPr>
+                <w:sz w:val="18"/>
+              </w:rPr>
+              <w:t>✓</w:t>
+            </w:r>
+          </w:p>
+        </w:tc>
+        <w:tc>
+          <w:tcPr>
+            <w:tcW w:type="dxa" w:w="1174"/>
+          </w:tcPr>
+          <w:p>
+            <w:pPr>
+              <w:jc w:val="center"/>
+            </w:pPr>
+            <w:r/>
+            <w:r>
+              <w:rPr>
+                <w:sz w:val="18"/>
+              </w:rPr>
+              <w:t>✓</w:t>
+            </w:r>
+          </w:p>
+        </w:tc>
+        <w:tc>
+          <w:tcPr>
+            <w:tcW w:type="dxa" w:w="1174"/>
+          </w:tcPr>
+          <w:p>
+            <w:pPr>
+              <w:jc w:val="center"/>
+            </w:pPr>
+            <w:r/>
+            <w:r>
+              <w:rPr>
+                <w:sz w:val="18"/>
+              </w:rPr>
+              <w:t>✓</w:t>
+            </w:r>
+          </w:p>
+        </w:tc>
+        <w:tc>
+          <w:tcPr>
+            <w:tcW w:type="dxa" w:w="1174"/>
+          </w:tcPr>
+          <w:p>
+            <w:pPr>
+              <w:jc w:val="center"/>
+            </w:pPr>
+            <w:r/>
+            <w:r>
+              <w:rPr>
+                <w:sz w:val="18"/>
+              </w:rPr>
+              <w:t>✓</w:t>
+            </w:r>
+          </w:p>
+        </w:tc>
+        <w:tc>
+          <w:tcPr>
+            <w:tcW w:type="dxa" w:w="1174"/>
+          </w:tcPr>
+          <w:p>
+            <w:pPr>
+              <w:jc w:val="center"/>
+            </w:pPr>
+            <w:r/>
+            <w:r>
+              <w:rPr>
+                <w:sz w:val="18"/>
+              </w:rPr>
+              <w:t>✓</w:t>
+            </w:r>
+          </w:p>
+        </w:tc>
+      </w:tr>
+      <w:tr>
+        <w:tc>
+          <w:tcPr>
+            <w:tcW w:type="dxa" w:w="1174"/>
+          </w:tcPr>
+          <w:p>
+            <w:pPr>
+              <w:jc w:val="center"/>
+            </w:pPr>
+            <w:r/>
+            <w:r>
+              <w:rPr>
+                <w:sz w:val="18"/>
+              </w:rPr>
+              <w:t>Auto Assessment</w:t>
+            </w:r>
+          </w:p>
+        </w:tc>
+        <w:tc>
+          <w:tcPr>
+            <w:tcW w:type="dxa" w:w="1174"/>
+          </w:tcPr>
+          <w:p>
+            <w:pPr>
+              <w:jc w:val="center"/>
+            </w:pPr>
+            <w:r/>
+            <w:r>
+              <w:rPr>
+                <w:sz w:val="18"/>
+              </w:rPr>
+              <w:t>✓</w:t>
+            </w:r>
+          </w:p>
+        </w:tc>
+        <w:tc>
+          <w:tcPr>
+            <w:tcW w:type="dxa" w:w="1174"/>
+          </w:tcPr>
+          <w:p>
+            <w:pPr>
+              <w:jc w:val="center"/>
+            </w:pPr>
+            <w:r/>
+            <w:r>
+              <w:rPr>
+                <w:sz w:val="18"/>
+              </w:rPr>
+              <w:t>✓</w:t>
+            </w:r>
+          </w:p>
+        </w:tc>
+        <w:tc>
+          <w:tcPr>
+            <w:tcW w:type="dxa" w:w="1174"/>
+          </w:tcPr>
+          <w:p>
+            <w:pPr>
+              <w:jc w:val="center"/>
+            </w:pPr>
+            <w:r/>
+            <w:r>
+              <w:rPr>
+                <w:sz w:val="18"/>
+              </w:rPr>
+              <w:t>✓</w:t>
+            </w:r>
+          </w:p>
+        </w:tc>
+        <w:tc>
+          <w:tcPr>
+            <w:tcW w:type="dxa" w:w="1174"/>
+          </w:tcPr>
+          <w:p>
+            <w:pPr>
+              <w:jc w:val="center"/>
+            </w:pPr>
+            <w:r/>
+            <w:r>
+              <w:rPr>
+                <w:sz w:val="18"/>
+              </w:rPr>
+              <w:t>✓</w:t>
+            </w:r>
+          </w:p>
+        </w:tc>
+        <w:tc>
+          <w:tcPr>
+            <w:tcW w:type="dxa" w:w="1174"/>
+          </w:tcPr>
+          <w:p>
+            <w:pPr>
+              <w:jc w:val="center"/>
+            </w:pPr>
+            <w:r/>
+            <w:r>
+              <w:rPr>
+                <w:sz w:val="18"/>
+              </w:rPr>
+              <w:t>✓</w:t>
+            </w:r>
+          </w:p>
+        </w:tc>
+        <w:tc>
+          <w:tcPr>
+            <w:tcW w:type="dxa" w:w="1174"/>
+          </w:tcPr>
+          <w:p>
+            <w:pPr>
+              <w:jc w:val="center"/>
+            </w:pPr>
+            <w:r/>
+            <w:r>
+              <w:rPr>
+                <w:sz w:val="18"/>
+              </w:rPr>
+              <w:t>✓</w:t>
+            </w:r>
+          </w:p>
+        </w:tc>
+      </w:tr>
+      <w:tr>
+        <w:tc>
+          <w:tcPr>
+            <w:tcW w:type="dxa" w:w="1174"/>
+          </w:tcPr>
+          <w:p>
+            <w:pPr>
+              <w:jc w:val="center"/>
+            </w:pPr>
+            <w:r/>
+            <w:r>
+              <w:rPr>
+                <w:sz w:val="18"/>
+              </w:rPr>
+              <w:t>Certificates</w:t>
+            </w:r>
+          </w:p>
+        </w:tc>
+        <w:tc>
+          <w:tcPr>
+            <w:tcW w:type="dxa" w:w="1174"/>
+          </w:tcPr>
+          <w:p>
+            <w:pPr>
+              <w:jc w:val="center"/>
+            </w:pPr>
+            <w:r/>
+            <w:r>
+              <w:rPr>
+                <w:sz w:val="18"/>
+              </w:rPr>
+              <w:t>✓</w:t>
+            </w:r>
+          </w:p>
+        </w:tc>
+        <w:tc>
+          <w:tcPr>
+            <w:tcW w:type="dxa" w:w="1174"/>
+          </w:tcPr>
+          <w:p>
+            <w:pPr>
+              <w:jc w:val="center"/>
+            </w:pPr>
+            <w:r/>
+            <w:r>
+              <w:rPr>
+                <w:sz w:val="18"/>
+              </w:rPr>
+              <w:t>Partial</w:t>
+            </w:r>
+          </w:p>
+        </w:tc>
+        <w:tc>
+          <w:tcPr>
+            <w:tcW w:type="dxa" w:w="1174"/>
+          </w:tcPr>
+          <w:p>
+            <w:pPr>
+              <w:jc w:val="center"/>
+            </w:pPr>
+            <w:r/>
+            <w:r>
+              <w:rPr>
+                <w:sz w:val="18"/>
+              </w:rPr>
+              <w:t>✓</w:t>
+            </w:r>
+          </w:p>
+        </w:tc>
+        <w:tc>
+          <w:tcPr>
+            <w:tcW w:type="dxa" w:w="1174"/>
+          </w:tcPr>
+          <w:p>
+            <w:pPr>
+              <w:jc w:val="center"/>
+            </w:pPr>
+            <w:r/>
+            <w:r>
+              <w:rPr>
+                <w:sz w:val="18"/>
+              </w:rPr>
+              <w:t>✗</w:t>
+            </w:r>
+          </w:p>
+        </w:tc>
+        <w:tc>
+          <w:tcPr>
+            <w:tcW w:type="dxa" w:w="1174"/>
+          </w:tcPr>
+          <w:p>
+            <w:pPr>
+              <w:jc w:val="center"/>
+            </w:pPr>
+            <w:r/>
+            <w:r>
+              <w:rPr>
+                <w:sz w:val="18"/>
+              </w:rPr>
+              <w:t>✗</w:t>
+            </w:r>
+          </w:p>
+        </w:tc>
+        <w:tc>
+          <w:tcPr>
+            <w:tcW w:type="dxa" w:w="1174"/>
+          </w:tcPr>
+          <w:p>
+            <w:pPr>
+              <w:jc w:val="center"/>
+            </w:pPr>
+            <w:r/>
+            <w:r>
+              <w:rPr>
+                <w:sz w:val="18"/>
+              </w:rPr>
+              <w:t>✓</w:t>
+            </w:r>
+          </w:p>
+        </w:tc>
+      </w:tr>
+      <w:tr>
+        <w:tc>
+          <w:tcPr>
+            <w:tcW w:type="dxa" w:w="1174"/>
+          </w:tcPr>
+          <w:p>
+            <w:pPr>
+              <w:jc w:val="center"/>
+            </w:pPr>
+            <w:r/>
+            <w:r>
+              <w:rPr>
+                <w:sz w:val="18"/>
+              </w:rPr>
+              <w:t>Leaderboard</w:t>
+            </w:r>
+          </w:p>
+        </w:tc>
+        <w:tc>
+          <w:tcPr>
+            <w:tcW w:type="dxa" w:w="1174"/>
+          </w:tcPr>
+          <w:p>
+            <w:pPr>
+              <w:jc w:val="center"/>
+            </w:pPr>
+            <w:r/>
+            <w:r>
+              <w:rPr>
+                <w:sz w:val="18"/>
+              </w:rPr>
+              <w:t>✓</w:t>
+            </w:r>
+          </w:p>
+        </w:tc>
+        <w:tc>
+          <w:tcPr>
+            <w:tcW w:type="dxa" w:w="1174"/>
+          </w:tcPr>
+          <w:p>
+            <w:pPr>
+              <w:jc w:val="center"/>
+            </w:pPr>
+            <w:r/>
+            <w:r>
+              <w:rPr>
+                <w:sz w:val="18"/>
+              </w:rPr>
+              <w:t>✗</w:t>
+            </w:r>
+          </w:p>
+        </w:tc>
+        <w:tc>
+          <w:tcPr>
+            <w:tcW w:type="dxa" w:w="1174"/>
+          </w:tcPr>
+          <w:p>
+            <w:pPr>
+              <w:jc w:val="center"/>
+            </w:pPr>
+            <w:r/>
+            <w:r>
+              <w:rPr>
+                <w:sz w:val="18"/>
+              </w:rPr>
+              <w:t>✗</w:t>
+            </w:r>
+          </w:p>
+        </w:tc>
+        <w:tc>
+          <w:tcPr>
+            <w:tcW w:type="dxa" w:w="1174"/>
+          </w:tcPr>
+          <w:p>
+            <w:pPr>
+              <w:jc w:val="center"/>
+            </w:pPr>
+            <w:r/>
+            <w:r>
+              <w:rPr>
+                <w:sz w:val="18"/>
+              </w:rPr>
+              <w:t>✓</w:t>
+            </w:r>
+          </w:p>
+        </w:tc>
+        <w:tc>
+          <w:tcPr>
+            <w:tcW w:type="dxa" w:w="1174"/>
+          </w:tcPr>
+          <w:p>
+            <w:pPr>
+              <w:jc w:val="center"/>
+            </w:pPr>
+            <w:r/>
+            <w:r>
+              <w:rPr>
+                <w:sz w:val="18"/>
+              </w:rPr>
+              <w:t>✓</w:t>
+            </w:r>
+          </w:p>
+        </w:tc>
+        <w:tc>
+          <w:tcPr>
+            <w:tcW w:type="dxa" w:w="1174"/>
+          </w:tcPr>
+          <w:p>
+            <w:pPr>
+              <w:jc w:val="center"/>
+            </w:pPr>
+            <w:r/>
+            <w:r>
+              <w:rPr>
+                <w:sz w:val="18"/>
+              </w:rPr>
+              <w:t>✗</w:t>
+            </w:r>
+          </w:p>
+        </w:tc>
+      </w:tr>
+    </w:tbl>
+    <w:p>
+      <w:pPr>
+        <w:jc w:val="both"/>
+      </w:pPr>
+      <w:r>
+        <w:t>The comparison reveals that mayor4code is the only platform among those reviewed that simultaneously offers structured lessons with enforced locked progression, an integrated code playground, automated assessment, certification, and a leaderboard — all at no cost to the learner. This unique combination directly addresses the research gaps identified in Section 2.10.</w:t>
+      </w:r>
+    </w:p>
+    <w:p>
+      <w:pPr>
         <w:pStyle w:val="Heading2"/>
       </w:pPr>
       <w:r>
-        <w:t>2.8 Research Gap</w:t>
+        <w:t>2.10 Research Gap</w:t>
       </w:r>
     </w:p>
     <w:p>
@@ -1900,7 +2907,7 @@
         <w:pStyle w:val="Heading2"/>
       </w:pPr>
       <w:r>
-        <w:t>2.9 Summary of Literature Review</w:t>
+        <w:t>2.11 Summary of Literature Review</w:t>
       </w:r>
     </w:p>
     <w:p>
@@ -1978,7 +2985,7 @@
         <w:pStyle w:val="Heading2"/>
       </w:pPr>
       <w:r>
-        <w:t>3.3 Design Consideration</w:t>
+        <w:t>3.3 Requirements Specification</w:t>
       </w:r>
     </w:p>
     <w:p>
@@ -1986,6 +2993,873 @@
         <w:jc w:val="both"/>
       </w:pPr>
       <w:r>
+        <w:t>The functional and non-functional requirements of the mayor4code platform were identified based on the research objectives and the gaps identified in the literature review. Table 3.2 lists the functional requirements, specifying the core operations the system must perform.</w:t>
+      </w:r>
+    </w:p>
+    <w:p>
+      <w:pPr>
+        <w:jc w:val="both"/>
+      </w:pPr>
+      <w:r>
+        <w:t>Table 3.2: Functional Requirements Specification</w:t>
+      </w:r>
+    </w:p>
+    <w:tbl>
+      <w:tblPr>
+        <w:tblStyle w:val="TableGrid"/>
+        <w:tblW w:type="auto" w:w="0"/>
+        <w:jc w:val="center"/>
+        <w:tblLook w:firstColumn="1" w:firstRow="1" w:lastColumn="0" w:lastRow="0" w:noHBand="0" w:noVBand="1" w:val="04A0"/>
+      </w:tblPr>
+      <w:tblGrid>
+        <w:gridCol w:w="2740"/>
+        <w:gridCol w:w="2740"/>
+        <w:gridCol w:w="2740"/>
+      </w:tblGrid>
+      <w:tr>
+        <w:tc>
+          <w:tcPr>
+            <w:tcW w:type="dxa" w:w="2740"/>
+          </w:tcPr>
+          <w:p>
+            <w:pPr>
+              <w:jc w:val="center"/>
+            </w:pPr>
+            <w:r/>
+            <w:r>
+              <w:rPr>
+                <w:b/>
+                <w:sz w:val="18"/>
+              </w:rPr>
+              <w:t>ID</w:t>
+            </w:r>
+          </w:p>
+        </w:tc>
+        <w:tc>
+          <w:tcPr>
+            <w:tcW w:type="dxa" w:w="2740"/>
+          </w:tcPr>
+          <w:p>
+            <w:pPr>
+              <w:jc w:val="center"/>
+            </w:pPr>
+            <w:r/>
+            <w:r>
+              <w:rPr>
+                <w:b/>
+                <w:sz w:val="18"/>
+              </w:rPr>
+              <w:t>Requirement</w:t>
+            </w:r>
+          </w:p>
+        </w:tc>
+        <w:tc>
+          <w:tcPr>
+            <w:tcW w:type="dxa" w:w="2740"/>
+          </w:tcPr>
+          <w:p>
+            <w:pPr>
+              <w:jc w:val="center"/>
+            </w:pPr>
+            <w:r/>
+            <w:r>
+              <w:rPr>
+                <w:b/>
+                <w:sz w:val="18"/>
+              </w:rPr>
+              <w:t>Description</w:t>
+            </w:r>
+          </w:p>
+        </w:tc>
+      </w:tr>
+      <w:tr>
+        <w:tc>
+          <w:tcPr>
+            <w:tcW w:type="dxa" w:w="2740"/>
+          </w:tcPr>
+          <w:p>
+            <w:pPr>
+              <w:jc w:val="left"/>
+            </w:pPr>
+            <w:r/>
+            <w:r>
+              <w:rPr>
+                <w:sz w:val="18"/>
+              </w:rPr>
+              <w:t>FR1</w:t>
+            </w:r>
+          </w:p>
+        </w:tc>
+        <w:tc>
+          <w:tcPr>
+            <w:tcW w:type="dxa" w:w="2740"/>
+          </w:tcPr>
+          <w:p>
+            <w:pPr>
+              <w:jc w:val="left"/>
+            </w:pPr>
+            <w:r/>
+            <w:r>
+              <w:rPr>
+                <w:sz w:val="18"/>
+              </w:rPr>
+              <w:t>User Registration</w:t>
+            </w:r>
+          </w:p>
+        </w:tc>
+        <w:tc>
+          <w:tcPr>
+            <w:tcW w:type="dxa" w:w="2740"/>
+          </w:tcPr>
+          <w:p>
+            <w:pPr>
+              <w:jc w:val="left"/>
+            </w:pPr>
+            <w:r/>
+            <w:r>
+              <w:rPr>
+                <w:sz w:val="18"/>
+              </w:rPr>
+              <w:t>The system shall allow new users to create an account with username, email, and password.</w:t>
+            </w:r>
+          </w:p>
+        </w:tc>
+      </w:tr>
+      <w:tr>
+        <w:tc>
+          <w:tcPr>
+            <w:tcW w:type="dxa" w:w="2740"/>
+          </w:tcPr>
+          <w:p>
+            <w:pPr>
+              <w:jc w:val="left"/>
+            </w:pPr>
+            <w:r/>
+            <w:r>
+              <w:rPr>
+                <w:sz w:val="18"/>
+              </w:rPr>
+              <w:t>FR2</w:t>
+            </w:r>
+          </w:p>
+        </w:tc>
+        <w:tc>
+          <w:tcPr>
+            <w:tcW w:type="dxa" w:w="2740"/>
+          </w:tcPr>
+          <w:p>
+            <w:pPr>
+              <w:jc w:val="left"/>
+            </w:pPr>
+            <w:r/>
+            <w:r>
+              <w:rPr>
+                <w:sz w:val="18"/>
+              </w:rPr>
+              <w:t>User Authentication</w:t>
+            </w:r>
+          </w:p>
+        </w:tc>
+        <w:tc>
+          <w:tcPr>
+            <w:tcW w:type="dxa" w:w="2740"/>
+          </w:tcPr>
+          <w:p>
+            <w:pPr>
+              <w:jc w:val="left"/>
+            </w:pPr>
+            <w:r/>
+            <w:r>
+              <w:rPr>
+                <w:sz w:val="18"/>
+              </w:rPr>
+              <w:t>The system shall authenticate registered users and manage sessions securely.</w:t>
+            </w:r>
+          </w:p>
+        </w:tc>
+      </w:tr>
+      <w:tr>
+        <w:tc>
+          <w:tcPr>
+            <w:tcW w:type="dxa" w:w="2740"/>
+          </w:tcPr>
+          <w:p>
+            <w:pPr>
+              <w:jc w:val="left"/>
+            </w:pPr>
+            <w:r/>
+            <w:r>
+              <w:rPr>
+                <w:sz w:val="18"/>
+              </w:rPr>
+              <w:t>FR3</w:t>
+            </w:r>
+          </w:p>
+        </w:tc>
+        <w:tc>
+          <w:tcPr>
+            <w:tcW w:type="dxa" w:w="2740"/>
+          </w:tcPr>
+          <w:p>
+            <w:pPr>
+              <w:jc w:val="left"/>
+            </w:pPr>
+            <w:r/>
+            <w:r>
+              <w:rPr>
+                <w:sz w:val="18"/>
+              </w:rPr>
+              <w:t>Lesson Delivery</w:t>
+            </w:r>
+          </w:p>
+        </w:tc>
+        <w:tc>
+          <w:tcPr>
+            <w:tcW w:type="dxa" w:w="2740"/>
+          </w:tcPr>
+          <w:p>
+            <w:pPr>
+              <w:jc w:val="left"/>
+            </w:pPr>
+            <w:r/>
+            <w:r>
+              <w:rPr>
+                <w:sz w:val="18"/>
+              </w:rPr>
+              <w:t>The system shall present structured Python lessons in sequential order.</w:t>
+            </w:r>
+          </w:p>
+        </w:tc>
+      </w:tr>
+      <w:tr>
+        <w:tc>
+          <w:tcPr>
+            <w:tcW w:type="dxa" w:w="2740"/>
+          </w:tcPr>
+          <w:p>
+            <w:pPr>
+              <w:jc w:val="left"/>
+            </w:pPr>
+            <w:r/>
+            <w:r>
+              <w:rPr>
+                <w:sz w:val="18"/>
+              </w:rPr>
+              <w:t>FR4</w:t>
+            </w:r>
+          </w:p>
+        </w:tc>
+        <w:tc>
+          <w:tcPr>
+            <w:tcW w:type="dxa" w:w="2740"/>
+          </w:tcPr>
+          <w:p>
+            <w:pPr>
+              <w:jc w:val="left"/>
+            </w:pPr>
+            <w:r/>
+            <w:r>
+              <w:rPr>
+                <w:sz w:val="18"/>
+              </w:rPr>
+              <w:t>Locked Progression</w:t>
+            </w:r>
+          </w:p>
+        </w:tc>
+        <w:tc>
+          <w:tcPr>
+            <w:tcW w:type="dxa" w:w="2740"/>
+          </w:tcPr>
+          <w:p>
+            <w:pPr>
+              <w:jc w:val="left"/>
+            </w:pPr>
+            <w:r/>
+            <w:r>
+              <w:rPr>
+                <w:sz w:val="18"/>
+              </w:rPr>
+              <w:t>The system shall unlock the next lesson only after the learner passes the current quiz at 60% or higher.</w:t>
+            </w:r>
+          </w:p>
+        </w:tc>
+      </w:tr>
+      <w:tr>
+        <w:tc>
+          <w:tcPr>
+            <w:tcW w:type="dxa" w:w="2740"/>
+          </w:tcPr>
+          <w:p>
+            <w:pPr>
+              <w:jc w:val="left"/>
+            </w:pPr>
+            <w:r/>
+            <w:r>
+              <w:rPr>
+                <w:sz w:val="18"/>
+              </w:rPr>
+              <w:t>FR5</w:t>
+            </w:r>
+          </w:p>
+        </w:tc>
+        <w:tc>
+          <w:tcPr>
+            <w:tcW w:type="dxa" w:w="2740"/>
+          </w:tcPr>
+          <w:p>
+            <w:pPr>
+              <w:jc w:val="left"/>
+            </w:pPr>
+            <w:r/>
+            <w:r>
+              <w:rPr>
+                <w:sz w:val="18"/>
+              </w:rPr>
+              <w:t>Quiz Scoring</w:t>
+            </w:r>
+          </w:p>
+        </w:tc>
+        <w:tc>
+          <w:tcPr>
+            <w:tcW w:type="dxa" w:w="2740"/>
+          </w:tcPr>
+          <w:p>
+            <w:pPr>
+              <w:jc w:val="left"/>
+            </w:pPr>
+            <w:r/>
+            <w:r>
+              <w:rPr>
+                <w:sz w:val="18"/>
+              </w:rPr>
+              <w:t>The system shall score multiple-choice quizzes automatically and display results instantly.</w:t>
+            </w:r>
+          </w:p>
+        </w:tc>
+      </w:tr>
+      <w:tr>
+        <w:tc>
+          <w:tcPr>
+            <w:tcW w:type="dxa" w:w="2740"/>
+          </w:tcPr>
+          <w:p>
+            <w:pPr>
+              <w:jc w:val="left"/>
+            </w:pPr>
+            <w:r/>
+            <w:r>
+              <w:rPr>
+                <w:sz w:val="18"/>
+              </w:rPr>
+              <w:t>FR6</w:t>
+            </w:r>
+          </w:p>
+        </w:tc>
+        <w:tc>
+          <w:tcPr>
+            <w:tcW w:type="dxa" w:w="2740"/>
+          </w:tcPr>
+          <w:p>
+            <w:pPr>
+              <w:jc w:val="left"/>
+            </w:pPr>
+            <w:r/>
+            <w:r>
+              <w:rPr>
+                <w:sz w:val="18"/>
+              </w:rPr>
+              <w:t>Code Execution</w:t>
+            </w:r>
+          </w:p>
+        </w:tc>
+        <w:tc>
+          <w:tcPr>
+            <w:tcW w:type="dxa" w:w="2740"/>
+          </w:tcPr>
+          <w:p>
+            <w:pPr>
+              <w:jc w:val="left"/>
+            </w:pPr>
+            <w:r/>
+            <w:r>
+              <w:rPr>
+                <w:sz w:val="18"/>
+              </w:rPr>
+              <w:t>The system shall execute Python code submitted via the playground in an isolated subprocess.</w:t>
+            </w:r>
+          </w:p>
+        </w:tc>
+      </w:tr>
+      <w:tr>
+        <w:tc>
+          <w:tcPr>
+            <w:tcW w:type="dxa" w:w="2740"/>
+          </w:tcPr>
+          <w:p>
+            <w:pPr>
+              <w:jc w:val="left"/>
+            </w:pPr>
+            <w:r/>
+            <w:r>
+              <w:rPr>
+                <w:sz w:val="18"/>
+              </w:rPr>
+              <w:t>FR7</w:t>
+            </w:r>
+          </w:p>
+        </w:tc>
+        <w:tc>
+          <w:tcPr>
+            <w:tcW w:type="dxa" w:w="2740"/>
+          </w:tcPr>
+          <w:p>
+            <w:pPr>
+              <w:jc w:val="left"/>
+            </w:pPr>
+            <w:r/>
+            <w:r>
+              <w:rPr>
+                <w:sz w:val="18"/>
+              </w:rPr>
+              <w:t>Certificate Issuance</w:t>
+            </w:r>
+          </w:p>
+        </w:tc>
+        <w:tc>
+          <w:tcPr>
+            <w:tcW w:type="dxa" w:w="2740"/>
+          </w:tcPr>
+          <w:p>
+            <w:pPr>
+              <w:jc w:val="left"/>
+            </w:pPr>
+            <w:r/>
+            <w:r>
+              <w:rPr>
+                <w:sz w:val="18"/>
+              </w:rPr>
+              <w:t>The system shall automatically issue a certificate with a unique code upon course completion.</w:t>
+            </w:r>
+          </w:p>
+        </w:tc>
+      </w:tr>
+      <w:tr>
+        <w:tc>
+          <w:tcPr>
+            <w:tcW w:type="dxa" w:w="2740"/>
+          </w:tcPr>
+          <w:p>
+            <w:pPr>
+              <w:jc w:val="left"/>
+            </w:pPr>
+            <w:r/>
+            <w:r>
+              <w:rPr>
+                <w:sz w:val="18"/>
+              </w:rPr>
+              <w:t>FR8</w:t>
+            </w:r>
+          </w:p>
+        </w:tc>
+        <w:tc>
+          <w:tcPr>
+            <w:tcW w:type="dxa" w:w="2740"/>
+          </w:tcPr>
+          <w:p>
+            <w:pPr>
+              <w:jc w:val="left"/>
+            </w:pPr>
+            <w:r/>
+            <w:r>
+              <w:rPr>
+                <w:sz w:val="18"/>
+              </w:rPr>
+              <w:t>Leaderboard</w:t>
+            </w:r>
+          </w:p>
+        </w:tc>
+        <w:tc>
+          <w:tcPr>
+            <w:tcW w:type="dxa" w:w="2740"/>
+          </w:tcPr>
+          <w:p>
+            <w:pPr>
+              <w:jc w:val="left"/>
+            </w:pPr>
+            <w:r/>
+            <w:r>
+              <w:rPr>
+                <w:sz w:val="18"/>
+              </w:rPr>
+              <w:t>The system shall display a ranked list of learners based on their average performance.</w:t>
+            </w:r>
+          </w:p>
+        </w:tc>
+      </w:tr>
+    </w:tbl>
+    <w:p>
+      <w:pPr>
+        <w:jc w:val="both"/>
+      </w:pPr>
+      <w:r>
+        <w:t>Table 3.3 lists the non-functional requirements, specifying the quality attributes the system must satisfy.</w:t>
+      </w:r>
+    </w:p>
+    <w:p>
+      <w:pPr>
+        <w:jc w:val="both"/>
+      </w:pPr>
+      <w:r>
+        <w:t>Table 3.3: Non-Functional Requirements Specification</w:t>
+      </w:r>
+    </w:p>
+    <w:tbl>
+      <w:tblPr>
+        <w:tblStyle w:val="TableGrid"/>
+        <w:tblW w:type="auto" w:w="0"/>
+        <w:jc w:val="center"/>
+        <w:tblLook w:firstColumn="1" w:firstRow="1" w:lastColumn="0" w:lastRow="0" w:noHBand="0" w:noVBand="1" w:val="04A0"/>
+      </w:tblPr>
+      <w:tblGrid>
+        <w:gridCol w:w="2740"/>
+        <w:gridCol w:w="2740"/>
+        <w:gridCol w:w="2740"/>
+      </w:tblGrid>
+      <w:tr>
+        <w:tc>
+          <w:tcPr>
+            <w:tcW w:type="dxa" w:w="2740"/>
+          </w:tcPr>
+          <w:p>
+            <w:pPr>
+              <w:jc w:val="center"/>
+            </w:pPr>
+            <w:r/>
+            <w:r>
+              <w:rPr>
+                <w:b/>
+                <w:sz w:val="18"/>
+              </w:rPr>
+              <w:t>ID</w:t>
+            </w:r>
+          </w:p>
+        </w:tc>
+        <w:tc>
+          <w:tcPr>
+            <w:tcW w:type="dxa" w:w="2740"/>
+          </w:tcPr>
+          <w:p>
+            <w:pPr>
+              <w:jc w:val="center"/>
+            </w:pPr>
+            <w:r/>
+            <w:r>
+              <w:rPr>
+                <w:b/>
+                <w:sz w:val="18"/>
+              </w:rPr>
+              <w:t>Requirement</w:t>
+            </w:r>
+          </w:p>
+        </w:tc>
+        <w:tc>
+          <w:tcPr>
+            <w:tcW w:type="dxa" w:w="2740"/>
+          </w:tcPr>
+          <w:p>
+            <w:pPr>
+              <w:jc w:val="center"/>
+            </w:pPr>
+            <w:r/>
+            <w:r>
+              <w:rPr>
+                <w:b/>
+                <w:sz w:val="18"/>
+              </w:rPr>
+              <w:t>Description</w:t>
+            </w:r>
+          </w:p>
+        </w:tc>
+      </w:tr>
+      <w:tr>
+        <w:tc>
+          <w:tcPr>
+            <w:tcW w:type="dxa" w:w="2740"/>
+          </w:tcPr>
+          <w:p>
+            <w:pPr>
+              <w:jc w:val="left"/>
+            </w:pPr>
+            <w:r/>
+            <w:r>
+              <w:rPr>
+                <w:sz w:val="18"/>
+              </w:rPr>
+              <w:t>NFR1</w:t>
+            </w:r>
+          </w:p>
+        </w:tc>
+        <w:tc>
+          <w:tcPr>
+            <w:tcW w:type="dxa" w:w="2740"/>
+          </w:tcPr>
+          <w:p>
+            <w:pPr>
+              <w:jc w:val="left"/>
+            </w:pPr>
+            <w:r/>
+            <w:r>
+              <w:rPr>
+                <w:sz w:val="18"/>
+              </w:rPr>
+              <w:t>Security</w:t>
+            </w:r>
+          </w:p>
+        </w:tc>
+        <w:tc>
+          <w:tcPr>
+            <w:tcW w:type="dxa" w:w="2740"/>
+          </w:tcPr>
+          <w:p>
+            <w:pPr>
+              <w:jc w:val="left"/>
+            </w:pPr>
+            <w:r/>
+            <w:r>
+              <w:rPr>
+                <w:sz w:val="18"/>
+              </w:rPr>
+              <w:t>Passwords must be hashed; playground code must execute in an isolated subprocess with a 5-second timeout.</w:t>
+            </w:r>
+          </w:p>
+        </w:tc>
+      </w:tr>
+      <w:tr>
+        <w:tc>
+          <w:tcPr>
+            <w:tcW w:type="dxa" w:w="2740"/>
+          </w:tcPr>
+          <w:p>
+            <w:pPr>
+              <w:jc w:val="left"/>
+            </w:pPr>
+            <w:r/>
+            <w:r>
+              <w:rPr>
+                <w:sz w:val="18"/>
+              </w:rPr>
+              <w:t>NFR2</w:t>
+            </w:r>
+          </w:p>
+        </w:tc>
+        <w:tc>
+          <w:tcPr>
+            <w:tcW w:type="dxa" w:w="2740"/>
+          </w:tcPr>
+          <w:p>
+            <w:pPr>
+              <w:jc w:val="left"/>
+            </w:pPr>
+            <w:r/>
+            <w:r>
+              <w:rPr>
+                <w:sz w:val="18"/>
+              </w:rPr>
+              <w:t>Usability</w:t>
+            </w:r>
+          </w:p>
+        </w:tc>
+        <w:tc>
+          <w:tcPr>
+            <w:tcW w:type="dxa" w:w="2740"/>
+          </w:tcPr>
+          <w:p>
+            <w:pPr>
+              <w:jc w:val="left"/>
+            </w:pPr>
+            <w:r/>
+            <w:r>
+              <w:rPr>
+                <w:sz w:val="18"/>
+              </w:rPr>
+              <w:t>The interface must be responsive across desktop, tablet, and mobile devices with dark/light mode support.</w:t>
+            </w:r>
+          </w:p>
+        </w:tc>
+      </w:tr>
+      <w:tr>
+        <w:tc>
+          <w:tcPr>
+            <w:tcW w:type="dxa" w:w="2740"/>
+          </w:tcPr>
+          <w:p>
+            <w:pPr>
+              <w:jc w:val="left"/>
+            </w:pPr>
+            <w:r/>
+            <w:r>
+              <w:rPr>
+                <w:sz w:val="18"/>
+              </w:rPr>
+              <w:t>NFR3</w:t>
+            </w:r>
+          </w:p>
+        </w:tc>
+        <w:tc>
+          <w:tcPr>
+            <w:tcW w:type="dxa" w:w="2740"/>
+          </w:tcPr>
+          <w:p>
+            <w:pPr>
+              <w:jc w:val="left"/>
+            </w:pPr>
+            <w:r/>
+            <w:r>
+              <w:rPr>
+                <w:sz w:val="18"/>
+              </w:rPr>
+              <w:t>Performance</w:t>
+            </w:r>
+          </w:p>
+        </w:tc>
+        <w:tc>
+          <w:tcPr>
+            <w:tcW w:type="dxa" w:w="2740"/>
+          </w:tcPr>
+          <w:p>
+            <w:pPr>
+              <w:jc w:val="left"/>
+            </w:pPr>
+            <w:r/>
+            <w:r>
+              <w:rPr>
+                <w:sz w:val="18"/>
+              </w:rPr>
+              <w:t>Page loads must complete within 3 seconds; quiz scoring must be immediate upon submission.</w:t>
+            </w:r>
+          </w:p>
+        </w:tc>
+      </w:tr>
+      <w:tr>
+        <w:tc>
+          <w:tcPr>
+            <w:tcW w:type="dxa" w:w="2740"/>
+          </w:tcPr>
+          <w:p>
+            <w:pPr>
+              <w:jc w:val="left"/>
+            </w:pPr>
+            <w:r/>
+            <w:r>
+              <w:rPr>
+                <w:sz w:val="18"/>
+              </w:rPr>
+              <w:t>NFR4</w:t>
+            </w:r>
+          </w:p>
+        </w:tc>
+        <w:tc>
+          <w:tcPr>
+            <w:tcW w:type="dxa" w:w="2740"/>
+          </w:tcPr>
+          <w:p>
+            <w:pPr>
+              <w:jc w:val="left"/>
+            </w:pPr>
+            <w:r/>
+            <w:r>
+              <w:rPr>
+                <w:sz w:val="18"/>
+              </w:rPr>
+              <w:t>Scalability</w:t>
+            </w:r>
+          </w:p>
+        </w:tc>
+        <w:tc>
+          <w:tcPr>
+            <w:tcW w:type="dxa" w:w="2740"/>
+          </w:tcPr>
+          <w:p>
+            <w:pPr>
+              <w:jc w:val="left"/>
+            </w:pPr>
+            <w:r/>
+            <w:r>
+              <w:rPr>
+                <w:sz w:val="18"/>
+              </w:rPr>
+              <w:t>The system must support concurrent access by multiple learners without degradation.</w:t>
+            </w:r>
+          </w:p>
+        </w:tc>
+      </w:tr>
+      <w:tr>
+        <w:tc>
+          <w:tcPr>
+            <w:tcW w:type="dxa" w:w="2740"/>
+          </w:tcPr>
+          <w:p>
+            <w:pPr>
+              <w:jc w:val="left"/>
+            </w:pPr>
+            <w:r/>
+            <w:r>
+              <w:rPr>
+                <w:sz w:val="18"/>
+              </w:rPr>
+              <w:t>NFR5</w:t>
+            </w:r>
+          </w:p>
+        </w:tc>
+        <w:tc>
+          <w:tcPr>
+            <w:tcW w:type="dxa" w:w="2740"/>
+          </w:tcPr>
+          <w:p>
+            <w:pPr>
+              <w:jc w:val="left"/>
+            </w:pPr>
+            <w:r/>
+            <w:r>
+              <w:rPr>
+                <w:sz w:val="18"/>
+              </w:rPr>
+              <w:t>Reliability</w:t>
+            </w:r>
+          </w:p>
+        </w:tc>
+        <w:tc>
+          <w:tcPr>
+            <w:tcW w:type="dxa" w:w="2740"/>
+          </w:tcPr>
+          <w:p>
+            <w:pPr>
+              <w:jc w:val="left"/>
+            </w:pPr>
+            <w:r/>
+            <w:r>
+              <w:rPr>
+                <w:sz w:val="18"/>
+              </w:rPr>
+              <w:t>Learner progress and scores must be persisted accurately; the system must maintain data integrity.</w:t>
+            </w:r>
+          </w:p>
+        </w:tc>
+      </w:tr>
+    </w:tbl>
+    <w:p>
+      <w:pPr>
+        <w:pStyle w:val="Heading2"/>
+      </w:pPr>
+      <w:r>
+        <w:t>3.4 Design Consideration</w:t>
+      </w:r>
+    </w:p>
+    <w:p>
+      <w:pPr>
+        <w:jc w:val="both"/>
+      </w:pPr>
+      <w:r>
         <w:t>Several factors were considered during the design of the proposed system to ensure effectiveness and usability.</w:t>
       </w:r>
     </w:p>
@@ -2090,7 +3964,7 @@
         <w:pStyle w:val="Heading2"/>
       </w:pPr>
       <w:r>
-        <w:t>3.4 System Architecture</w:t>
+        <w:t>3.5 System Architecture</w:t>
       </w:r>
     </w:p>
     <w:p>
@@ -2138,7 +4012,7 @@
         <w:pStyle w:val="Heading2"/>
       </w:pPr>
       <w:r>
-        <w:t>3.5 Components of System Architecture</w:t>
+        <w:t>3.6 Components of System Architecture</w:t>
       </w:r>
     </w:p>
     <w:p>
@@ -2266,7 +4140,7 @@
         <w:pStyle w:val="Heading2"/>
       </w:pPr>
       <w:r>
-        <w:t>3.6 Database Design</w:t>
+        <w:t>3.7 Database Design</w:t>
       </w:r>
     </w:p>
     <w:p>
@@ -2352,7 +4226,7 @@
         <w:pStyle w:val="Heading2"/>
       </w:pPr>
       <w:r>
-        <w:t>3.7 Flowchart of the System</w:t>
+        <w:t>3.8 Flowchart of the System</w:t>
       </w:r>
     </w:p>
     <w:p>
@@ -2377,196 +4251,6 @@
       </w:pPr>
       <w:r>
         <w:t>When a learner successfully completes all lessons, the system automatically issues a completion certificate with a unique verification code, and the learner’s performance is reflected on the leaderboard. The administrator, through a separate interface, manages lessons, quizzes, questions, users, and progress records. The process continues until the user completes the intended operation and logs out, which terminates the active session and ensures system security.</w:t>
-      </w:r>
-    </w:p>
-    <w:p>
-      <w:pPr>
-        <w:jc w:val="both"/>
-      </w:pPr>
-      <w:r>
-        <w:t>Figure 3.2: System Flowchart of the mayor4code Platform</w:t>
-      </w:r>
-    </w:p>
-    <w:p>
-      <w:r>
-        <w:br w:type="page"/>
-      </w:r>
-    </w:p>
-    <w:p>
-      <w:pPr>
-        <w:pStyle w:val="Heading1"/>
-        <w:jc w:val="center"/>
-      </w:pPr>
-      <w:r>
-        <w:t>CHAPTER FOUR SYSTEM IMPLEMENTATION, RESULTS AND DISCUSSION</w:t>
-      </w:r>
-    </w:p>
-    <w:p>
-      <w:pPr>
-        <w:pStyle w:val="Heading2"/>
-      </w:pPr>
-      <w:r>
-        <w:t>4.1 Introduction</w:t>
-      </w:r>
-    </w:p>
-    <w:p>
-      <w:pPr>
-        <w:jc w:val="both"/>
-      </w:pPr>
-      <w:r>
-        <w:t>This chapter presents the implementation of the mayor4code web-based interactive e-learning platform, the development tools and environment used, the system interfaces, the testing procedures adopted, and a discussion of the results obtained. The discussion relates the findings to the objectives set out in Chapter One and to the gaps identified in the literature reviewed in Chapter Two.</w:t>
-      </w:r>
-    </w:p>
-    <w:p>
-      <w:pPr>
-        <w:pStyle w:val="Heading2"/>
-      </w:pPr>
-      <w:r>
-        <w:t>4.2 System Implementation</w:t>
-      </w:r>
-    </w:p>
-    <w:p>
-      <w:pPr>
-        <w:jc w:val="both"/>
-      </w:pPr>
-      <w:r>
-        <w:t>The system was implemented as a web application following the three-tier architecture and design described in Chapter Three. The back-end was developed using the Django web framework in Python, which provided the object-relational mapper, authentication facilities, and request-handling logic. The front-end was implemented using HTML, CSS, and JavaScript to deliver a responsive and interactive user interface. SQLite served as the database during development, while PostgreSQL was configured for the production environment.</w:t>
-      </w:r>
-    </w:p>
-    <w:p>
-      <w:pPr>
-        <w:jc w:val="both"/>
-      </w:pPr>
-      <w:r>
-        <w:t>The application logic was organised into modular components corresponding to the authentication, lesson and progression, quiz and assessment, code playground, certification and leaderboard, and administration functions. Static assets were served efficiently in production using the WhiteNoise library, and application configuration was managed through environment variables to separate settings from source code and protect sensitive credentials.</w:t>
-      </w:r>
-    </w:p>
-    <w:p>
-      <w:pPr>
-        <w:pStyle w:val="Heading2"/>
-      </w:pPr>
-      <w:r>
-        <w:t>4.3 Development Tools and Environment</w:t>
-      </w:r>
-    </w:p>
-    <w:p>
-      <w:pPr>
-        <w:jc w:val="both"/>
-      </w:pPr>
-      <w:r>
-        <w:t>The tools and technologies used in the development of the system are summarised in Table 4.1.</w:t>
-      </w:r>
-    </w:p>
-    <w:p>
-      <w:pPr>
-        <w:jc w:val="both"/>
-      </w:pPr>
-      <w:r>
-        <w:t>Table 4.1: Software Development Tools</w:t>
-      </w:r>
-    </w:p>
-    <w:p>
-      <w:pPr>
-        <w:pStyle w:val="ListBullet"/>
-        <w:jc w:val="both"/>
-      </w:pPr>
-      <w:r>
-        <w:t>Python — Core back-end programming language.</w:t>
-      </w:r>
-    </w:p>
-    <w:p>
-      <w:pPr>
-        <w:pStyle w:val="ListBullet"/>
-        <w:jc w:val="both"/>
-      </w:pPr>
-      <w:r>
-        <w:t>Django — High-level Python web framework for the application layer.</w:t>
-      </w:r>
-    </w:p>
-    <w:p>
-      <w:pPr>
-        <w:pStyle w:val="ListBullet"/>
-        <w:jc w:val="both"/>
-      </w:pPr>
-      <w:r>
-        <w:t>SQLite / PostgreSQL — Relational database management systems (development / production).</w:t>
-      </w:r>
-    </w:p>
-    <w:p>
-      <w:pPr>
-        <w:pStyle w:val="ListBullet"/>
-        <w:jc w:val="both"/>
-      </w:pPr>
-      <w:r>
-        <w:t>HTML, CSS, JavaScript — Front-end structure, styling, and interactivity.</w:t>
-      </w:r>
-    </w:p>
-    <w:p>
-      <w:pPr>
-        <w:pStyle w:val="ListBullet"/>
-        <w:jc w:val="both"/>
-      </w:pPr>
-      <w:r>
-        <w:t>WhiteNoise — Efficient static-file serving in production.</w:t>
-      </w:r>
-    </w:p>
-    <w:p>
-      <w:pPr>
-        <w:pStyle w:val="ListBullet"/>
-        <w:jc w:val="both"/>
-      </w:pPr>
-      <w:r>
-        <w:t>Git — Version control for source-code management.</w:t>
-      </w:r>
-    </w:p>
-    <w:p>
-      <w:pPr>
-        <w:pStyle w:val="ListBullet"/>
-        <w:jc w:val="both"/>
-      </w:pPr>
-      <w:r>
-        <w:t>Visual Studio Code — Source-code editor used for development.</w:t>
-      </w:r>
-    </w:p>
-    <w:p>
-      <w:pPr>
-        <w:pStyle w:val="ListBullet"/>
-        <w:jc w:val="both"/>
-      </w:pPr>
-      <w:r>
-        <w:t>Web browser — Client platform for accessing and testing the application.</w:t>
-      </w:r>
-    </w:p>
-    <w:p>
-      <w:pPr>
-        <w:pStyle w:val="Heading2"/>
-      </w:pPr>
-      <w:r>
-        <w:t>4.4 System Interfaces</w:t>
-      </w:r>
-    </w:p>
-    <w:p>
-      <w:pPr>
-        <w:jc w:val="both"/>
-      </w:pPr>
-      <w:r>
-        <w:t>This section presents the major interfaces of the implemented system and describes the function of each.</w:t>
-      </w:r>
-    </w:p>
-    <w:p>
-      <w:pPr>
-        <w:pStyle w:val="Heading3"/>
-      </w:pPr>
-      <w:r>
-        <w:t>4.4.1 Registration and Login Interfaces</w:t>
-      </w:r>
-    </w:p>
-    <w:p>
-      <w:pPr>
-        <w:jc w:val="both"/>
-      </w:pPr>
-      <w:r>
-        <w:t>The registration interface allows a new learner to create an account by supplying a username, email address, and password, with a show/hide password toggle for convenience. The login interface authenticates returning users before granting access to the protected areas of the platform, as shown in Figure 4.1 and Figure 4.2.</w:t>
       </w:r>
     </w:p>
     <w:p>
@@ -2576,7 +4260,7 @@
       <w:r>
         <w:drawing>
           <wp:inline xmlns:a="http://schemas.openxmlformats.org/drawingml/2006/main" xmlns:pic="http://schemas.openxmlformats.org/drawingml/2006/picture">
-            <wp:extent cx="5040000" cy="4445000"/>
+            <wp:extent cx="5040000" cy="7008750"/>
             <wp:docPr id="1" name="Picture 1"/>
             <wp:cNvGraphicFramePr>
               <a:graphicFrameLocks noChangeAspect="1"/>
@@ -2585,7 +4269,7 @@
               <a:graphicData uri="http://schemas.openxmlformats.org/drawingml/2006/picture">
                 <pic:pic>
                   <pic:nvPicPr>
-                    <pic:cNvPr id="0" name="03-signup.png"/>
+                    <pic:cNvPr id="0" name="flowchart.png"/>
                     <pic:cNvPicPr/>
                   </pic:nvPicPr>
                   <pic:blipFill>
@@ -2597,7 +4281,7 @@
                   <pic:spPr>
                     <a:xfrm>
                       <a:off x="0" y="0"/>
-                      <a:ext cx="5040000" cy="4445000"/>
+                      <a:ext cx="5040000" cy="7008750"/>
                     </a:xfrm>
                     <a:prstGeom prst="rect"/>
                   </pic:spPr>
@@ -2616,7 +4300,931 @@
         <w:rPr>
           <w:i/>
         </w:rPr>
-        <w:t>Figure 4.1: Registration Interface of the mayor4code Platform</w:t>
+        <w:t>Figure 3.2: System Flowchart of the mayor4code Platform</w:t>
+      </w:r>
+    </w:p>
+    <w:p>
+      <w:r>
+        <w:br w:type="page"/>
+      </w:r>
+    </w:p>
+    <w:p>
+      <w:pPr>
+        <w:pStyle w:val="Heading1"/>
+        <w:jc w:val="center"/>
+      </w:pPr>
+      <w:r>
+        <w:t>CHAPTER FOUR SYSTEM IMPLEMENTATION, RESULTS AND DISCUSSION</w:t>
+      </w:r>
+    </w:p>
+    <w:p>
+      <w:pPr>
+        <w:pStyle w:val="Heading2"/>
+      </w:pPr>
+      <w:r>
+        <w:t>4.1 Introduction</w:t>
+      </w:r>
+    </w:p>
+    <w:p>
+      <w:pPr>
+        <w:jc w:val="both"/>
+      </w:pPr>
+      <w:r>
+        <w:t>This chapter presents the implementation of the mayor4code web-based interactive e-learning platform, the development tools and environment used, the system interfaces, the testing procedures adopted, and a discussion of the results obtained. The discussion relates the findings to the objectives set out in Chapter One and to the gaps identified in the literature reviewed in Chapter Two.</w:t>
+      </w:r>
+    </w:p>
+    <w:p>
+      <w:pPr>
+        <w:pStyle w:val="Heading2"/>
+      </w:pPr>
+      <w:r>
+        <w:t>4.2 System Implementation</w:t>
+      </w:r>
+    </w:p>
+    <w:p>
+      <w:pPr>
+        <w:jc w:val="both"/>
+      </w:pPr>
+      <w:r>
+        <w:t>The system was implemented as a web application following the three-tier architecture and design described in Chapter Three. The back-end was developed using the Django web framework in Python, which provided the object-relational mapper, authentication facilities, and request-handling logic. The front-end was implemented using HTML, CSS, and JavaScript to deliver a responsive and interactive user interface. SQLite served as the database during development, while PostgreSQL was configured for the production environment.</w:t>
+      </w:r>
+    </w:p>
+    <w:p>
+      <w:pPr>
+        <w:jc w:val="both"/>
+      </w:pPr>
+      <w:r>
+        <w:t>The application logic was organised into modular components corresponding to the authentication, lesson and progression, quiz and assessment, code playground, certification and leaderboard, and administration functions. Static assets were served efficiently in production using the WhiteNoise library, and application configuration was managed through environment variables to separate settings from source code and protect sensitive credentials.</w:t>
+      </w:r>
+    </w:p>
+    <w:p>
+      <w:pPr>
+        <w:pStyle w:val="Heading3"/>
+      </w:pPr>
+      <w:r>
+        <w:t>4.2.1 Interface Feature Description</w:t>
+      </w:r>
+    </w:p>
+    <w:p>
+      <w:pPr>
+        <w:jc w:val="both"/>
+      </w:pPr>
+      <w:r>
+        <w:t>Table 4.2 describes the key user interface components for each major screen of the mayor4code platform, detailing the UI elements, user actions, and corresponding system responses.</w:t>
+      </w:r>
+    </w:p>
+    <w:p>
+      <w:pPr>
+        <w:jc w:val="both"/>
+      </w:pPr>
+      <w:r>
+        <w:t>Table 4.2: Interface Features by Screen</w:t>
+      </w:r>
+    </w:p>
+    <w:tbl>
+      <w:tblPr>
+        <w:tblStyle w:val="TableGrid"/>
+        <w:tblW w:type="auto" w:w="0"/>
+        <w:jc w:val="center"/>
+        <w:tblLook w:firstColumn="1" w:firstRow="1" w:lastColumn="0" w:lastRow="0" w:noHBand="0" w:noVBand="1" w:val="04A0"/>
+      </w:tblPr>
+      <w:tblGrid>
+        <w:gridCol w:w="2055"/>
+        <w:gridCol w:w="2055"/>
+        <w:gridCol w:w="2055"/>
+        <w:gridCol w:w="2055"/>
+      </w:tblGrid>
+      <w:tr>
+        <w:tc>
+          <w:tcPr>
+            <w:tcW w:type="dxa" w:w="2055"/>
+          </w:tcPr>
+          <w:p>
+            <w:pPr>
+              <w:jc w:val="center"/>
+            </w:pPr>
+            <w:r/>
+            <w:r>
+              <w:rPr>
+                <w:b/>
+                <w:sz w:val="18"/>
+              </w:rPr>
+              <w:t>Screen</w:t>
+            </w:r>
+          </w:p>
+        </w:tc>
+        <w:tc>
+          <w:tcPr>
+            <w:tcW w:type="dxa" w:w="2055"/>
+          </w:tcPr>
+          <w:p>
+            <w:pPr>
+              <w:jc w:val="center"/>
+            </w:pPr>
+            <w:r/>
+            <w:r>
+              <w:rPr>
+                <w:b/>
+                <w:sz w:val="18"/>
+              </w:rPr>
+              <w:t>UI Elements</w:t>
+            </w:r>
+          </w:p>
+        </w:tc>
+        <w:tc>
+          <w:tcPr>
+            <w:tcW w:type="dxa" w:w="2055"/>
+          </w:tcPr>
+          <w:p>
+            <w:pPr>
+              <w:jc w:val="center"/>
+            </w:pPr>
+            <w:r/>
+            <w:r>
+              <w:rPr>
+                <w:b/>
+                <w:sz w:val="18"/>
+              </w:rPr>
+              <w:t>User Action</w:t>
+            </w:r>
+          </w:p>
+        </w:tc>
+        <w:tc>
+          <w:tcPr>
+            <w:tcW w:type="dxa" w:w="2055"/>
+          </w:tcPr>
+          <w:p>
+            <w:pPr>
+              <w:jc w:val="center"/>
+            </w:pPr>
+            <w:r/>
+            <w:r>
+              <w:rPr>
+                <w:b/>
+                <w:sz w:val="18"/>
+              </w:rPr>
+              <w:t>System Response</w:t>
+            </w:r>
+          </w:p>
+        </w:tc>
+      </w:tr>
+      <w:tr>
+        <w:tc>
+          <w:tcPr>
+            <w:tcW w:type="dxa" w:w="2055"/>
+          </w:tcPr>
+          <w:p>
+            <w:pPr>
+              <w:jc w:val="left"/>
+            </w:pPr>
+            <w:r/>
+            <w:r>
+              <w:rPr>
+                <w:sz w:val="16"/>
+              </w:rPr>
+              <w:t>Registration</w:t>
+            </w:r>
+          </w:p>
+        </w:tc>
+        <w:tc>
+          <w:tcPr>
+            <w:tcW w:type="dxa" w:w="2055"/>
+          </w:tcPr>
+          <w:p>
+            <w:pPr>
+              <w:jc w:val="left"/>
+            </w:pPr>
+            <w:r/>
+            <w:r>
+              <w:rPr>
+                <w:sz w:val="16"/>
+              </w:rPr>
+              <w:t>Username, email, password fields; show/hide toggle; submit button</w:t>
+            </w:r>
+          </w:p>
+        </w:tc>
+        <w:tc>
+          <w:tcPr>
+            <w:tcW w:type="dxa" w:w="2055"/>
+          </w:tcPr>
+          <w:p>
+            <w:pPr>
+              <w:jc w:val="left"/>
+            </w:pPr>
+            <w:r/>
+            <w:r>
+              <w:rPr>
+                <w:sz w:val="16"/>
+              </w:rPr>
+              <w:t>Enter details and click register</w:t>
+            </w:r>
+          </w:p>
+        </w:tc>
+        <w:tc>
+          <w:tcPr>
+            <w:tcW w:type="dxa" w:w="2055"/>
+          </w:tcPr>
+          <w:p>
+            <w:pPr>
+              <w:jc w:val="left"/>
+            </w:pPr>
+            <w:r/>
+            <w:r>
+              <w:rPr>
+                <w:sz w:val="16"/>
+              </w:rPr>
+              <w:t>Creates account, logs in, redirects to dashboard</w:t>
+            </w:r>
+          </w:p>
+        </w:tc>
+      </w:tr>
+      <w:tr>
+        <w:tc>
+          <w:tcPr>
+            <w:tcW w:type="dxa" w:w="2055"/>
+          </w:tcPr>
+          <w:p>
+            <w:pPr>
+              <w:jc w:val="left"/>
+            </w:pPr>
+            <w:r/>
+            <w:r>
+              <w:rPr>
+                <w:sz w:val="16"/>
+              </w:rPr>
+              <w:t>Login</w:t>
+            </w:r>
+          </w:p>
+        </w:tc>
+        <w:tc>
+          <w:tcPr>
+            <w:tcW w:type="dxa" w:w="2055"/>
+          </w:tcPr>
+          <w:p>
+            <w:pPr>
+              <w:jc w:val="left"/>
+            </w:pPr>
+            <w:r/>
+            <w:r>
+              <w:rPr>
+                <w:sz w:val="16"/>
+              </w:rPr>
+              <w:t>Username and password fields; submit button; Google sign-in button</w:t>
+            </w:r>
+          </w:p>
+        </w:tc>
+        <w:tc>
+          <w:tcPr>
+            <w:tcW w:type="dxa" w:w="2055"/>
+          </w:tcPr>
+          <w:p>
+            <w:pPr>
+              <w:jc w:val="left"/>
+            </w:pPr>
+            <w:r/>
+            <w:r>
+              <w:rPr>
+                <w:sz w:val="16"/>
+              </w:rPr>
+              <w:t>Enter credentials and click login</w:t>
+            </w:r>
+          </w:p>
+        </w:tc>
+        <w:tc>
+          <w:tcPr>
+            <w:tcW w:type="dxa" w:w="2055"/>
+          </w:tcPr>
+          <w:p>
+            <w:pPr>
+              <w:jc w:val="left"/>
+            </w:pPr>
+            <w:r/>
+            <w:r>
+              <w:rPr>
+                <w:sz w:val="16"/>
+              </w:rPr>
+              <w:t>Authenticates user, redirects to dashboard</w:t>
+            </w:r>
+          </w:p>
+        </w:tc>
+      </w:tr>
+      <w:tr>
+        <w:tc>
+          <w:tcPr>
+            <w:tcW w:type="dxa" w:w="2055"/>
+          </w:tcPr>
+          <w:p>
+            <w:pPr>
+              <w:jc w:val="left"/>
+            </w:pPr>
+            <w:r/>
+            <w:r>
+              <w:rPr>
+                <w:sz w:val="16"/>
+              </w:rPr>
+              <w:t>Dashboard</w:t>
+            </w:r>
+          </w:p>
+        </w:tc>
+        <w:tc>
+          <w:tcPr>
+            <w:tcW w:type="dxa" w:w="2055"/>
+          </w:tcPr>
+          <w:p>
+            <w:pPr>
+              <w:jc w:val="left"/>
+            </w:pPr>
+            <w:r/>
+            <w:r>
+              <w:rPr>
+                <w:sz w:val="16"/>
+              </w:rPr>
+              <w:t>Progress bar; lesson list with status indicators; sidebar navigation</w:t>
+            </w:r>
+          </w:p>
+        </w:tc>
+        <w:tc>
+          <w:tcPr>
+            <w:tcW w:type="dxa" w:w="2055"/>
+          </w:tcPr>
+          <w:p>
+            <w:pPr>
+              <w:jc w:val="left"/>
+            </w:pPr>
+            <w:r/>
+            <w:r>
+              <w:rPr>
+                <w:sz w:val="16"/>
+              </w:rPr>
+              <w:t>Click a lesson card</w:t>
+            </w:r>
+          </w:p>
+        </w:tc>
+        <w:tc>
+          <w:tcPr>
+            <w:tcW w:type="dxa" w:w="2055"/>
+          </w:tcPr>
+          <w:p>
+            <w:pPr>
+              <w:jc w:val="left"/>
+            </w:pPr>
+            <w:r/>
+            <w:r>
+              <w:rPr>
+                <w:sz w:val="16"/>
+              </w:rPr>
+              <w:t>Loads lesson content or shows lock message</w:t>
+            </w:r>
+          </w:p>
+        </w:tc>
+      </w:tr>
+      <w:tr>
+        <w:tc>
+          <w:tcPr>
+            <w:tcW w:type="dxa" w:w="2055"/>
+          </w:tcPr>
+          <w:p>
+            <w:pPr>
+              <w:jc w:val="left"/>
+            </w:pPr>
+            <w:r/>
+            <w:r>
+              <w:rPr>
+                <w:sz w:val="16"/>
+              </w:rPr>
+              <w:t>Lesson</w:t>
+            </w:r>
+          </w:p>
+        </w:tc>
+        <w:tc>
+          <w:tcPr>
+            <w:tcW w:type="dxa" w:w="2055"/>
+          </w:tcPr>
+          <w:p>
+            <w:pPr>
+              <w:jc w:val="left"/>
+            </w:pPr>
+            <w:r/>
+            <w:r>
+              <w:rPr>
+                <w:sz w:val="16"/>
+              </w:rPr>
+              <w:t>Lesson content; previous/next navigation; complete button</w:t>
+            </w:r>
+          </w:p>
+        </w:tc>
+        <w:tc>
+          <w:tcPr>
+            <w:tcW w:type="dxa" w:w="2055"/>
+          </w:tcPr>
+          <w:p>
+            <w:pPr>
+              <w:jc w:val="left"/>
+            </w:pPr>
+            <w:r/>
+            <w:r>
+              <w:rPr>
+                <w:sz w:val="16"/>
+              </w:rPr>
+              <w:t>Read content and click to proceed</w:t>
+            </w:r>
+          </w:p>
+        </w:tc>
+        <w:tc>
+          <w:tcPr>
+            <w:tcW w:type="dxa" w:w="2055"/>
+          </w:tcPr>
+          <w:p>
+            <w:pPr>
+              <w:jc w:val="left"/>
+            </w:pPr>
+            <w:r/>
+            <w:r>
+              <w:rPr>
+                <w:sz w:val="16"/>
+              </w:rPr>
+              <w:t>Displays quiz or marks lesson as complete</w:t>
+            </w:r>
+          </w:p>
+        </w:tc>
+      </w:tr>
+      <w:tr>
+        <w:tc>
+          <w:tcPr>
+            <w:tcW w:type="dxa" w:w="2055"/>
+          </w:tcPr>
+          <w:p>
+            <w:pPr>
+              <w:jc w:val="left"/>
+            </w:pPr>
+            <w:r/>
+            <w:r>
+              <w:rPr>
+                <w:sz w:val="16"/>
+              </w:rPr>
+              <w:t>Quiz</w:t>
+            </w:r>
+          </w:p>
+        </w:tc>
+        <w:tc>
+          <w:tcPr>
+            <w:tcW w:type="dxa" w:w="2055"/>
+          </w:tcPr>
+          <w:p>
+            <w:pPr>
+              <w:jc w:val="left"/>
+            </w:pPr>
+            <w:r/>
+            <w:r>
+              <w:rPr>
+                <w:sz w:val="16"/>
+              </w:rPr>
+              <w:t>Question text; option list (radio buttons); countdown timer; submit button</w:t>
+            </w:r>
+          </w:p>
+        </w:tc>
+        <w:tc>
+          <w:tcPr>
+            <w:tcW w:type="dxa" w:w="2055"/>
+          </w:tcPr>
+          <w:p>
+            <w:pPr>
+              <w:jc w:val="left"/>
+            </w:pPr>
+            <w:r/>
+            <w:r>
+              <w:rPr>
+                <w:sz w:val="16"/>
+              </w:rPr>
+              <w:t>Select answer and submit before timer expires</w:t>
+            </w:r>
+          </w:p>
+        </w:tc>
+        <w:tc>
+          <w:tcPr>
+            <w:tcW w:type="dxa" w:w="2055"/>
+          </w:tcPr>
+          <w:p>
+            <w:pPr>
+              <w:jc w:val="left"/>
+            </w:pPr>
+            <w:r/>
+            <w:r>
+              <w:rPr>
+                <w:sz w:val="16"/>
+              </w:rPr>
+              <w:t>Scores answer, advances to next question, shows result</w:t>
+            </w:r>
+          </w:p>
+        </w:tc>
+      </w:tr>
+      <w:tr>
+        <w:tc>
+          <w:tcPr>
+            <w:tcW w:type="dxa" w:w="2055"/>
+          </w:tcPr>
+          <w:p>
+            <w:pPr>
+              <w:jc w:val="left"/>
+            </w:pPr>
+            <w:r/>
+            <w:r>
+              <w:rPr>
+                <w:sz w:val="16"/>
+              </w:rPr>
+              <w:t>Playground</w:t>
+            </w:r>
+          </w:p>
+        </w:tc>
+        <w:tc>
+          <w:tcPr>
+            <w:tcW w:type="dxa" w:w="2055"/>
+          </w:tcPr>
+          <w:p>
+            <w:pPr>
+              <w:jc w:val="left"/>
+            </w:pPr>
+            <w:r/>
+            <w:r>
+              <w:rPr>
+                <w:sz w:val="16"/>
+              </w:rPr>
+              <w:t>Code editor; run button; output panel; character counter</w:t>
+            </w:r>
+          </w:p>
+        </w:tc>
+        <w:tc>
+          <w:tcPr>
+            <w:tcW w:type="dxa" w:w="2055"/>
+          </w:tcPr>
+          <w:p>
+            <w:pPr>
+              <w:jc w:val="left"/>
+            </w:pPr>
+            <w:r/>
+            <w:r>
+              <w:rPr>
+                <w:sz w:val="16"/>
+              </w:rPr>
+              <w:t>Type code and click run</w:t>
+            </w:r>
+          </w:p>
+        </w:tc>
+        <w:tc>
+          <w:tcPr>
+            <w:tcW w:type="dxa" w:w="2055"/>
+          </w:tcPr>
+          <w:p>
+            <w:pPr>
+              <w:jc w:val="left"/>
+            </w:pPr>
+            <w:r/>
+            <w:r>
+              <w:rPr>
+                <w:sz w:val="16"/>
+              </w:rPr>
+              <w:t>Executes code in subprocess, returns output or error</w:t>
+            </w:r>
+          </w:p>
+        </w:tc>
+      </w:tr>
+      <w:tr>
+        <w:tc>
+          <w:tcPr>
+            <w:tcW w:type="dxa" w:w="2055"/>
+          </w:tcPr>
+          <w:p>
+            <w:pPr>
+              <w:jc w:val="left"/>
+            </w:pPr>
+            <w:r/>
+            <w:r>
+              <w:rPr>
+                <w:sz w:val="16"/>
+              </w:rPr>
+              <w:t>Certificate</w:t>
+            </w:r>
+          </w:p>
+        </w:tc>
+        <w:tc>
+          <w:tcPr>
+            <w:tcW w:type="dxa" w:w="2055"/>
+          </w:tcPr>
+          <w:p>
+            <w:pPr>
+              <w:jc w:val="left"/>
+            </w:pPr>
+            <w:r/>
+            <w:r>
+              <w:rPr>
+                <w:sz w:val="16"/>
+              </w:rPr>
+              <w:t>Certificate design; student name; course title; verification code</w:t>
+            </w:r>
+          </w:p>
+        </w:tc>
+        <w:tc>
+          <w:tcPr>
+            <w:tcW w:type="dxa" w:w="2055"/>
+          </w:tcPr>
+          <w:p>
+            <w:pPr>
+              <w:jc w:val="left"/>
+            </w:pPr>
+            <w:r/>
+            <w:r>
+              <w:rPr>
+                <w:sz w:val="16"/>
+              </w:rPr>
+              <w:t>View certificate; copy verification code</w:t>
+            </w:r>
+          </w:p>
+        </w:tc>
+        <w:tc>
+          <w:tcPr>
+            <w:tcW w:type="dxa" w:w="2055"/>
+          </w:tcPr>
+          <w:p>
+            <w:pPr>
+              <w:jc w:val="left"/>
+            </w:pPr>
+            <w:r/>
+            <w:r>
+              <w:rPr>
+                <w:sz w:val="16"/>
+              </w:rPr>
+              <w:t>Displays issued certificate with unique code</w:t>
+            </w:r>
+          </w:p>
+        </w:tc>
+      </w:tr>
+      <w:tr>
+        <w:tc>
+          <w:tcPr>
+            <w:tcW w:type="dxa" w:w="2055"/>
+          </w:tcPr>
+          <w:p>
+            <w:pPr>
+              <w:jc w:val="left"/>
+            </w:pPr>
+            <w:r/>
+            <w:r>
+              <w:rPr>
+                <w:sz w:val="16"/>
+              </w:rPr>
+              <w:t>Leaderboard</w:t>
+            </w:r>
+          </w:p>
+        </w:tc>
+        <w:tc>
+          <w:tcPr>
+            <w:tcW w:type="dxa" w:w="2055"/>
+          </w:tcPr>
+          <w:p>
+            <w:pPr>
+              <w:jc w:val="left"/>
+            </w:pPr>
+            <w:r/>
+            <w:r>
+              <w:rPr>
+                <w:sz w:val="16"/>
+              </w:rPr>
+              <w:t>Ranked table; username; average score; completed lessons; attempts</w:t>
+            </w:r>
+          </w:p>
+        </w:tc>
+        <w:tc>
+          <w:tcPr>
+            <w:tcW w:type="dxa" w:w="2055"/>
+          </w:tcPr>
+          <w:p>
+            <w:pPr>
+              <w:jc w:val="left"/>
+            </w:pPr>
+            <w:r/>
+            <w:r>
+              <w:rPr>
+                <w:sz w:val="16"/>
+              </w:rPr>
+              <w:t>Browse leaderboard</w:t>
+            </w:r>
+          </w:p>
+        </w:tc>
+        <w:tc>
+          <w:tcPr>
+            <w:tcW w:type="dxa" w:w="2055"/>
+          </w:tcPr>
+          <w:p>
+            <w:pPr>
+              <w:jc w:val="left"/>
+            </w:pPr>
+            <w:r/>
+            <w:r>
+              <w:rPr>
+                <w:sz w:val="16"/>
+              </w:rPr>
+              <w:t>Renders sorted list of all learners</w:t>
+            </w:r>
+          </w:p>
+        </w:tc>
+      </w:tr>
+      <w:tr>
+        <w:tc>
+          <w:tcPr>
+            <w:tcW w:type="dxa" w:w="2055"/>
+          </w:tcPr>
+          <w:p>
+            <w:pPr>
+              <w:jc w:val="left"/>
+            </w:pPr>
+            <w:r/>
+            <w:r>
+              <w:rPr>
+                <w:sz w:val="16"/>
+              </w:rPr>
+              <w:t>Admin</w:t>
+            </w:r>
+          </w:p>
+        </w:tc>
+        <w:tc>
+          <w:tcPr>
+            <w:tcW w:type="dxa" w:w="2055"/>
+          </w:tcPr>
+          <w:p>
+            <w:pPr>
+              <w:jc w:val="left"/>
+            </w:pPr>
+            <w:r/>
+            <w:r>
+              <w:rPr>
+                <w:sz w:val="16"/>
+              </w:rPr>
+              <w:t>Lesson/quiz/question CRUD forms; user progress table</w:t>
+            </w:r>
+          </w:p>
+        </w:tc>
+        <w:tc>
+          <w:tcPr>
+            <w:tcW w:type="dxa" w:w="2055"/>
+          </w:tcPr>
+          <w:p>
+            <w:pPr>
+              <w:jc w:val="left"/>
+            </w:pPr>
+            <w:r/>
+            <w:r>
+              <w:rPr>
+                <w:sz w:val="16"/>
+              </w:rPr>
+              <w:t>Add, edit, or delete content</w:t>
+            </w:r>
+          </w:p>
+        </w:tc>
+        <w:tc>
+          <w:tcPr>
+            <w:tcW w:type="dxa" w:w="2055"/>
+          </w:tcPr>
+          <w:p>
+            <w:pPr>
+              <w:jc w:val="left"/>
+            </w:pPr>
+            <w:r/>
+            <w:r>
+              <w:rPr>
+                <w:sz w:val="16"/>
+              </w:rPr>
+              <w:t>Updates database and refreshes interface</w:t>
+            </w:r>
+          </w:p>
+        </w:tc>
+      </w:tr>
+    </w:tbl>
+    <w:p>
+      <w:pPr>
+        <w:pStyle w:val="Heading2"/>
+      </w:pPr>
+      <w:r>
+        <w:t>4.3 Development Tools and Environment</w:t>
+      </w:r>
+    </w:p>
+    <w:p>
+      <w:pPr>
+        <w:jc w:val="both"/>
+      </w:pPr>
+      <w:r>
+        <w:t>The tools and technologies used in the development of the system are summarised in Table 4.1.</w:t>
+      </w:r>
+    </w:p>
+    <w:p>
+      <w:pPr>
+        <w:jc w:val="both"/>
+      </w:pPr>
+      <w:r>
+        <w:t>Table 4.1: Software Development Tools</w:t>
+      </w:r>
+    </w:p>
+    <w:p>
+      <w:pPr>
+        <w:pStyle w:val="ListBullet"/>
+        <w:jc w:val="both"/>
+      </w:pPr>
+      <w:r>
+        <w:t>Python — Core back-end programming language.</w:t>
+      </w:r>
+    </w:p>
+    <w:p>
+      <w:pPr>
+        <w:pStyle w:val="ListBullet"/>
+        <w:jc w:val="both"/>
+      </w:pPr>
+      <w:r>
+        <w:t>Django — High-level Python web framework for the application layer.</w:t>
+      </w:r>
+    </w:p>
+    <w:p>
+      <w:pPr>
+        <w:pStyle w:val="ListBullet"/>
+        <w:jc w:val="both"/>
+      </w:pPr>
+      <w:r>
+        <w:t>SQLite / PostgreSQL — Relational database management systems (development / production).</w:t>
+      </w:r>
+    </w:p>
+    <w:p>
+      <w:pPr>
+        <w:pStyle w:val="ListBullet"/>
+        <w:jc w:val="both"/>
+      </w:pPr>
+      <w:r>
+        <w:t>HTML, CSS, JavaScript — Front-end structure, styling, and interactivity.</w:t>
+      </w:r>
+    </w:p>
+    <w:p>
+      <w:pPr>
+        <w:pStyle w:val="ListBullet"/>
+        <w:jc w:val="both"/>
+      </w:pPr>
+      <w:r>
+        <w:t>WhiteNoise — Efficient static-file serving in production.</w:t>
+      </w:r>
+    </w:p>
+    <w:p>
+      <w:pPr>
+        <w:pStyle w:val="ListBullet"/>
+        <w:jc w:val="both"/>
+      </w:pPr>
+      <w:r>
+        <w:t>Git — Version control for source-code management.</w:t>
+      </w:r>
+    </w:p>
+    <w:p>
+      <w:pPr>
+        <w:pStyle w:val="ListBullet"/>
+        <w:jc w:val="both"/>
+      </w:pPr>
+      <w:r>
+        <w:t>Visual Studio Code — Source-code editor used for development.</w:t>
+      </w:r>
+    </w:p>
+    <w:p>
+      <w:pPr>
+        <w:pStyle w:val="ListBullet"/>
+        <w:jc w:val="both"/>
+      </w:pPr>
+      <w:r>
+        <w:t>Web browser — Client platform for accessing and testing the application.</w:t>
+      </w:r>
+    </w:p>
+    <w:p>
+      <w:pPr>
+        <w:pStyle w:val="Heading2"/>
+      </w:pPr>
+      <w:r>
+        <w:t>4.4 System Interfaces</w:t>
+      </w:r>
+    </w:p>
+    <w:p>
+      <w:pPr>
+        <w:jc w:val="both"/>
+      </w:pPr>
+      <w:r>
+        <w:t>This section presents the major interfaces of the implemented system and describes the function of each.</w:t>
+      </w:r>
+    </w:p>
+    <w:p>
+      <w:pPr>
+        <w:pStyle w:val="Heading3"/>
+      </w:pPr>
+      <w:r>
+        <w:t>4.4.1 Registration and Login Interfaces</w:t>
+      </w:r>
+    </w:p>
+    <w:p>
+      <w:pPr>
+        <w:jc w:val="both"/>
+      </w:pPr>
+      <w:r>
+        <w:t>The registration interface allows a new learner to create an account by supplying a username, email address, and password, with a show/hide password toggle for convenience. The login interface authenticates returning users before granting access to the protected areas of the platform, as shown in Figure 4.1 and Figure 4.2.</w:t>
       </w:r>
     </w:p>
     <w:p>
@@ -2635,7 +5243,7 @@
               <a:graphicData uri="http://schemas.openxmlformats.org/drawingml/2006/picture">
                 <pic:pic>
                   <pic:nvPicPr>
-                    <pic:cNvPr id="0" name="02-login.png"/>
+                    <pic:cNvPr id="0" name="03-signup.png"/>
                     <pic:cNvPicPr/>
                   </pic:nvPicPr>
                   <pic:blipFill>
@@ -2666,6 +5274,56 @@
         <w:rPr>
           <w:i/>
         </w:rPr>
+        <w:t>Figure 4.1: Registration Interface of the mayor4code Platform</w:t>
+      </w:r>
+    </w:p>
+    <w:p>
+      <w:pPr>
+        <w:jc w:val="center"/>
+      </w:pPr>
+      <w:r>
+        <w:drawing>
+          <wp:inline xmlns:a="http://schemas.openxmlformats.org/drawingml/2006/main" xmlns:pic="http://schemas.openxmlformats.org/drawingml/2006/picture">
+            <wp:extent cx="5040000" cy="4445000"/>
+            <wp:docPr id="3" name="Picture 3"/>
+            <wp:cNvGraphicFramePr>
+              <a:graphicFrameLocks noChangeAspect="1"/>
+            </wp:cNvGraphicFramePr>
+            <a:graphic>
+              <a:graphicData uri="http://schemas.openxmlformats.org/drawingml/2006/picture">
+                <pic:pic>
+                  <pic:nvPicPr>
+                    <pic:cNvPr id="0" name="02-login.png"/>
+                    <pic:cNvPicPr/>
+                  </pic:nvPicPr>
+                  <pic:blipFill>
+                    <a:blip r:embed="rId14"/>
+                    <a:stretch>
+                      <a:fillRect/>
+                    </a:stretch>
+                  </pic:blipFill>
+                  <pic:spPr>
+                    <a:xfrm>
+                      <a:off x="0" y="0"/>
+                      <a:ext cx="5040000" cy="4445000"/>
+                    </a:xfrm>
+                    <a:prstGeom prst="rect"/>
+                  </pic:spPr>
+                </pic:pic>
+              </a:graphicData>
+            </a:graphic>
+          </wp:inline>
+        </w:drawing>
+      </w:r>
+    </w:p>
+    <w:p>
+      <w:pPr>
+        <w:jc w:val="center"/>
+      </w:pPr>
+      <w:r>
+        <w:rPr>
+          <w:i/>
+        </w:rPr>
         <w:t>Figure 4.2: Login Interface of the mayor4code Platform</w:t>
       </w:r>
     </w:p>
@@ -2693,7 +5351,7 @@
         <w:drawing>
           <wp:inline xmlns:a="http://schemas.openxmlformats.org/drawingml/2006/main" xmlns:pic="http://schemas.openxmlformats.org/drawingml/2006/picture">
             <wp:extent cx="5040000" cy="6079500"/>
-            <wp:docPr id="3" name="Picture 3"/>
+            <wp:docPr id="4" name="Picture 4"/>
             <wp:cNvGraphicFramePr>
               <a:graphicFrameLocks noChangeAspect="1"/>
             </wp:cNvGraphicFramePr>
@@ -2705,7 +5363,7 @@
                     <pic:cNvPicPr/>
                   </pic:nvPicPr>
                   <pic:blipFill>
-                    <a:blip r:embed="rId14"/>
+                    <a:blip r:embed="rId15"/>
                     <a:stretch>
                       <a:fillRect/>
                     </a:stretch>
@@ -2759,7 +5417,7 @@
         <w:drawing>
           <wp:inline xmlns:a="http://schemas.openxmlformats.org/drawingml/2006/main" xmlns:pic="http://schemas.openxmlformats.org/drawingml/2006/picture">
             <wp:extent cx="5040000" cy="5369000"/>
-            <wp:docPr id="4" name="Picture 4"/>
+            <wp:docPr id="5" name="Picture 5"/>
             <wp:cNvGraphicFramePr>
               <a:graphicFrameLocks noChangeAspect="1"/>
             </wp:cNvGraphicFramePr>
@@ -2771,7 +5429,7 @@
                     <pic:cNvPicPr/>
                   </pic:nvPicPr>
                   <pic:blipFill>
-                    <a:blip r:embed="rId15"/>
+                    <a:blip r:embed="rId16"/>
                     <a:stretch>
                       <a:fillRect/>
                     </a:stretch>
@@ -2809,7 +5467,7 @@
         <w:drawing>
           <wp:inline xmlns:a="http://schemas.openxmlformats.org/drawingml/2006/main" xmlns:pic="http://schemas.openxmlformats.org/drawingml/2006/picture">
             <wp:extent cx="5040000" cy="5369000"/>
-            <wp:docPr id="5" name="Picture 5"/>
+            <wp:docPr id="6" name="Picture 6"/>
             <wp:cNvGraphicFramePr>
               <a:graphicFrameLocks noChangeAspect="1"/>
             </wp:cNvGraphicFramePr>
@@ -2821,7 +5479,7 @@
                     <pic:cNvPicPr/>
                   </pic:nvPicPr>
                   <pic:blipFill>
-                    <a:blip r:embed="rId15"/>
+                    <a:blip r:embed="rId16"/>
                     <a:stretch>
                       <a:fillRect/>
                     </a:stretch>
@@ -2875,7 +5533,7 @@
         <w:drawing>
           <wp:inline xmlns:a="http://schemas.openxmlformats.org/drawingml/2006/main" xmlns:pic="http://schemas.openxmlformats.org/drawingml/2006/picture">
             <wp:extent cx="5040000" cy="3150000"/>
-            <wp:docPr id="6" name="Picture 6"/>
+            <wp:docPr id="7" name="Picture 7"/>
             <wp:cNvGraphicFramePr>
               <a:graphicFrameLocks noChangeAspect="1"/>
             </wp:cNvGraphicFramePr>
@@ -2884,72 +5542,6 @@
                 <pic:pic>
                   <pic:nvPicPr>
                     <pic:cNvPr id="0" name="07-playground.png"/>
-                    <pic:cNvPicPr/>
-                  </pic:nvPicPr>
-                  <pic:blipFill>
-                    <a:blip r:embed="rId16"/>
-                    <a:stretch>
-                      <a:fillRect/>
-                    </a:stretch>
-                  </pic:blipFill>
-                  <pic:spPr>
-                    <a:xfrm>
-                      <a:off x="0" y="0"/>
-                      <a:ext cx="5040000" cy="3150000"/>
-                    </a:xfrm>
-                    <a:prstGeom prst="rect"/>
-                  </pic:spPr>
-                </pic:pic>
-              </a:graphicData>
-            </a:graphic>
-          </wp:inline>
-        </w:drawing>
-      </w:r>
-    </w:p>
-    <w:p>
-      <w:pPr>
-        <w:jc w:val="center"/>
-      </w:pPr>
-      <w:r>
-        <w:rPr>
-          <w:i/>
-        </w:rPr>
-        <w:t>Figure 4.6: Python Playground Interface of the mayor4code Platform</w:t>
-      </w:r>
-    </w:p>
-    <w:p>
-      <w:pPr>
-        <w:pStyle w:val="Heading3"/>
-      </w:pPr>
-      <w:r>
-        <w:t>4.4.5 Certificate and Leaderboard Interfaces</w:t>
-      </w:r>
-    </w:p>
-    <w:p>
-      <w:pPr>
-        <w:jc w:val="both"/>
-      </w:pPr>
-      <w:r>
-        <w:t>When a learner completes all lessons, the system automatically issues a completion certificate bearing a unique verification code, shown in Figure 4.7. The leaderboard interface, shown in Figure 4.8, ranks learners according to their average performance.</w:t>
-      </w:r>
-    </w:p>
-    <w:p>
-      <w:pPr>
-        <w:jc w:val="center"/>
-      </w:pPr>
-      <w:r>
-        <w:drawing>
-          <wp:inline xmlns:a="http://schemas.openxmlformats.org/drawingml/2006/main" xmlns:pic="http://schemas.openxmlformats.org/drawingml/2006/picture">
-            <wp:extent cx="5040000" cy="3150000"/>
-            <wp:docPr id="7" name="Picture 7"/>
-            <wp:cNvGraphicFramePr>
-              <a:graphicFrameLocks noChangeAspect="1"/>
-            </wp:cNvGraphicFramePr>
-            <a:graphic>
-              <a:graphicData uri="http://schemas.openxmlformats.org/drawingml/2006/picture">
-                <pic:pic>
-                  <pic:nvPicPr>
-                    <pic:cNvPr id="0" name="11-certificates.png"/>
                     <pic:cNvPicPr/>
                   </pic:nvPicPr>
                   <pic:blipFill>
@@ -2980,7 +5572,23 @@
         <w:rPr>
           <w:i/>
         </w:rPr>
-        <w:t>Figure 4.7: Completion Certificate of the mayor4code Platform</w:t>
+        <w:t>Figure 4.6: Python Playground Interface of the mayor4code Platform</w:t>
+      </w:r>
+    </w:p>
+    <w:p>
+      <w:pPr>
+        <w:pStyle w:val="Heading3"/>
+      </w:pPr>
+      <w:r>
+        <w:t>4.4.5 Certificate and Leaderboard Interfaces</w:t>
+      </w:r>
+    </w:p>
+    <w:p>
+      <w:pPr>
+        <w:jc w:val="both"/>
+      </w:pPr>
+      <w:r>
+        <w:t>When a learner completes all lessons, the system automatically issues a completion certificate bearing a unique verification code, shown in Figure 4.7. The leaderboard interface, shown in Figure 4.8, ranks learners according to their average performance.</w:t>
       </w:r>
     </w:p>
     <w:p>
@@ -2999,7 +5607,7 @@
               <a:graphicData uri="http://schemas.openxmlformats.org/drawingml/2006/picture">
                 <pic:pic>
                   <pic:nvPicPr>
-                    <pic:cNvPr id="0" name="09-leaderboard.png"/>
+                    <pic:cNvPr id="0" name="11-certificates.png"/>
                     <pic:cNvPicPr/>
                   </pic:nvPicPr>
                   <pic:blipFill>
@@ -3030,23 +5638,7 @@
         <w:rPr>
           <w:i/>
         </w:rPr>
-        <w:t>Figure 4.8: Leaderboard Interface of the mayor4code Platform</w:t>
-      </w:r>
-    </w:p>
-    <w:p>
-      <w:pPr>
-        <w:pStyle w:val="Heading3"/>
-      </w:pPr>
-      <w:r>
-        <w:t>4.4.6 Administration Interface</w:t>
-      </w:r>
-    </w:p>
-    <w:p>
-      <w:pPr>
-        <w:jc w:val="both"/>
-      </w:pPr>
-      <w:r>
-        <w:t>The administration interface, shown in Figure 4.9, enables the administrator to manage lessons, quizzes, questions, users, and progress records, and to monitor overall system activity.</w:t>
+        <w:t>Figure 4.7: Completion Certificate of the mayor4code Platform</w:t>
       </w:r>
     </w:p>
     <w:p>
@@ -3065,7 +5657,7 @@
               <a:graphicData uri="http://schemas.openxmlformats.org/drawingml/2006/picture">
                 <pic:pic>
                   <pic:nvPicPr>
-                    <pic:cNvPr id="0" name="10-progress.png"/>
+                    <pic:cNvPr id="0" name="09-leaderboard.png"/>
                     <pic:cNvPicPr/>
                   </pic:nvPicPr>
                   <pic:blipFill>
@@ -3096,6 +5688,72 @@
         <w:rPr>
           <w:i/>
         </w:rPr>
+        <w:t>Figure 4.8: Leaderboard Interface of the mayor4code Platform</w:t>
+      </w:r>
+    </w:p>
+    <w:p>
+      <w:pPr>
+        <w:pStyle w:val="Heading3"/>
+      </w:pPr>
+      <w:r>
+        <w:t>4.4.6 Administration Interface</w:t>
+      </w:r>
+    </w:p>
+    <w:p>
+      <w:pPr>
+        <w:jc w:val="both"/>
+      </w:pPr>
+      <w:r>
+        <w:t>The administration interface, shown in Figure 4.9, enables the administrator to manage lessons, quizzes, questions, users, and progress records, and to monitor overall system activity.</w:t>
+      </w:r>
+    </w:p>
+    <w:p>
+      <w:pPr>
+        <w:jc w:val="center"/>
+      </w:pPr>
+      <w:r>
+        <w:drawing>
+          <wp:inline xmlns:a="http://schemas.openxmlformats.org/drawingml/2006/main" xmlns:pic="http://schemas.openxmlformats.org/drawingml/2006/picture">
+            <wp:extent cx="5040000" cy="3150000"/>
+            <wp:docPr id="10" name="Picture 10"/>
+            <wp:cNvGraphicFramePr>
+              <a:graphicFrameLocks noChangeAspect="1"/>
+            </wp:cNvGraphicFramePr>
+            <a:graphic>
+              <a:graphicData uri="http://schemas.openxmlformats.org/drawingml/2006/picture">
+                <pic:pic>
+                  <pic:nvPicPr>
+                    <pic:cNvPr id="0" name="10-progress.png"/>
+                    <pic:cNvPicPr/>
+                  </pic:nvPicPr>
+                  <pic:blipFill>
+                    <a:blip r:embed="rId20"/>
+                    <a:stretch>
+                      <a:fillRect/>
+                    </a:stretch>
+                  </pic:blipFill>
+                  <pic:spPr>
+                    <a:xfrm>
+                      <a:off x="0" y="0"/>
+                      <a:ext cx="5040000" cy="3150000"/>
+                    </a:xfrm>
+                    <a:prstGeom prst="rect"/>
+                  </pic:spPr>
+                </pic:pic>
+              </a:graphicData>
+            </a:graphic>
+          </wp:inline>
+        </w:drawing>
+      </w:r>
+    </w:p>
+    <w:p>
+      <w:pPr>
+        <w:jc w:val="center"/>
+      </w:pPr>
+      <w:r>
+        <w:rPr>
+          <w:i/>
+        </w:rPr>
         <w:t>Figure 4.9: Administration Interface of the mayor4code Platform</w:t>
       </w:r>
     </w:p>
@@ -3144,7 +5802,7 @@
         <w:jc w:val="both"/>
       </w:pPr>
       <w:r>
-        <w:t>Complete features were tested end to end, including registration and login, lesson navigation, quiz submission and scoring, locked progression, code execution in the playground, certificate issuance, and leaderboard ranking. The results are summarised in Table 4.2.</w:t>
+        <w:t>Complete features were tested end to end, including registration and login, lesson navigation, quiz submission and scoring, locked progression, code execution in the playground, certificate issuance, and leaderboard ranking. The results are summarised in Table 4.3.</w:t>
       </w:r>
     </w:p>
     <w:p>
@@ -3152,77 +5810,2005 @@
         <w:jc w:val="both"/>
       </w:pPr>
       <w:r>
-        <w:t>Table 4.2: Summary of Test Cases and Results</w:t>
-      </w:r>
-    </w:p>
-    <w:p>
-      <w:pPr>
-        <w:pStyle w:val="ListBullet"/>
+        <w:t>Table 4.3: Summary of Test Cases and Results</w:t>
+      </w:r>
+    </w:p>
+    <w:tbl>
+      <w:tblPr>
+        <w:tblStyle w:val="TableGrid"/>
+        <w:tblW w:type="auto" w:w="0"/>
+        <w:jc w:val="center"/>
+        <w:tblLook w:firstColumn="1" w:firstRow="1" w:lastColumn="0" w:lastRow="0" w:noHBand="0" w:noVBand="1" w:val="04A0"/>
+      </w:tblPr>
+      <w:tblGrid>
+        <w:gridCol w:w="1644"/>
+        <w:gridCol w:w="1644"/>
+        <w:gridCol w:w="1644"/>
+        <w:gridCol w:w="1644"/>
+        <w:gridCol w:w="1644"/>
+      </w:tblGrid>
+      <w:tr>
+        <w:tc>
+          <w:tcPr>
+            <w:tcW w:type="dxa" w:w="1644"/>
+          </w:tcPr>
+          <w:p>
+            <w:pPr>
+              <w:jc w:val="center"/>
+            </w:pPr>
+            <w:r/>
+            <w:r>
+              <w:rPr>
+                <w:b/>
+                <w:sz w:val="16"/>
+              </w:rPr>
+              <w:t>Test ID</w:t>
+            </w:r>
+          </w:p>
+        </w:tc>
+        <w:tc>
+          <w:tcPr>
+            <w:tcW w:type="dxa" w:w="1644"/>
+          </w:tcPr>
+          <w:p>
+            <w:pPr>
+              <w:jc w:val="center"/>
+            </w:pPr>
+            <w:r/>
+            <w:r>
+              <w:rPr>
+                <w:b/>
+                <w:sz w:val="16"/>
+              </w:rPr>
+              <w:t>Test Description</w:t>
+            </w:r>
+          </w:p>
+        </w:tc>
+        <w:tc>
+          <w:tcPr>
+            <w:tcW w:type="dxa" w:w="1644"/>
+          </w:tcPr>
+          <w:p>
+            <w:pPr>
+              <w:jc w:val="center"/>
+            </w:pPr>
+            <w:r/>
+            <w:r>
+              <w:rPr>
+                <w:b/>
+                <w:sz w:val="16"/>
+              </w:rPr>
+              <w:t>Input/Condition</w:t>
+            </w:r>
+          </w:p>
+        </w:tc>
+        <w:tc>
+          <w:tcPr>
+            <w:tcW w:type="dxa" w:w="1644"/>
+          </w:tcPr>
+          <w:p>
+            <w:pPr>
+              <w:jc w:val="center"/>
+            </w:pPr>
+            <w:r/>
+            <w:r>
+              <w:rPr>
+                <w:b/>
+                <w:sz w:val="16"/>
+              </w:rPr>
+              <w:t>Expected Result</w:t>
+            </w:r>
+          </w:p>
+        </w:tc>
+        <w:tc>
+          <w:tcPr>
+            <w:tcW w:type="dxa" w:w="1644"/>
+          </w:tcPr>
+          <w:p>
+            <w:pPr>
+              <w:jc w:val="center"/>
+            </w:pPr>
+            <w:r/>
+            <w:r>
+              <w:rPr>
+                <w:b/>
+                <w:sz w:val="16"/>
+              </w:rPr>
+              <w:t>Actual Result</w:t>
+            </w:r>
+          </w:p>
+        </w:tc>
+      </w:tr>
+      <w:tr>
+        <w:tc>
+          <w:tcPr>
+            <w:tcW w:type="dxa" w:w="1644"/>
+          </w:tcPr>
+          <w:p>
+            <w:pPr>
+              <w:jc w:val="left"/>
+            </w:pPr>
+            <w:r/>
+            <w:r>
+              <w:rPr>
+                <w:sz w:val="16"/>
+              </w:rPr>
+              <w:t>TC01</w:t>
+            </w:r>
+          </w:p>
+        </w:tc>
+        <w:tc>
+          <w:tcPr>
+            <w:tcW w:type="dxa" w:w="1644"/>
+          </w:tcPr>
+          <w:p>
+            <w:pPr>
+              <w:jc w:val="left"/>
+            </w:pPr>
+            <w:r/>
+            <w:r>
+              <w:rPr>
+                <w:sz w:val="16"/>
+              </w:rPr>
+              <w:t>User Registration (valid)</w:t>
+            </w:r>
+          </w:p>
+        </w:tc>
+        <w:tc>
+          <w:tcPr>
+            <w:tcW w:type="dxa" w:w="1644"/>
+          </w:tcPr>
+          <w:p>
+            <w:pPr>
+              <w:jc w:val="left"/>
+            </w:pPr>
+            <w:r/>
+            <w:r>
+              <w:rPr>
+                <w:sz w:val="16"/>
+              </w:rPr>
+              <w:t>New username, email, password</w:t>
+            </w:r>
+          </w:p>
+        </w:tc>
+        <w:tc>
+          <w:tcPr>
+            <w:tcW w:type="dxa" w:w="1644"/>
+          </w:tcPr>
+          <w:p>
+            <w:pPr>
+              <w:jc w:val="left"/>
+            </w:pPr>
+            <w:r/>
+            <w:r>
+              <w:rPr>
+                <w:sz w:val="16"/>
+              </w:rPr>
+              <w:t>Account created; redirected to dashboard</w:t>
+            </w:r>
+          </w:p>
+        </w:tc>
+        <w:tc>
+          <w:tcPr>
+            <w:tcW w:type="dxa" w:w="1644"/>
+          </w:tcPr>
+          <w:p>
+            <w:pPr>
+              <w:jc w:val="left"/>
+            </w:pPr>
+            <w:r/>
+            <w:r>
+              <w:rPr>
+                <w:sz w:val="16"/>
+              </w:rPr>
+              <w:t>Passed</w:t>
+            </w:r>
+          </w:p>
+        </w:tc>
+      </w:tr>
+      <w:tr>
+        <w:tc>
+          <w:tcPr>
+            <w:tcW w:type="dxa" w:w="1644"/>
+          </w:tcPr>
+          <w:p>
+            <w:pPr>
+              <w:jc w:val="left"/>
+            </w:pPr>
+            <w:r/>
+            <w:r>
+              <w:rPr>
+                <w:sz w:val="16"/>
+              </w:rPr>
+              <w:t>TC02</w:t>
+            </w:r>
+          </w:p>
+        </w:tc>
+        <w:tc>
+          <w:tcPr>
+            <w:tcW w:type="dxa" w:w="1644"/>
+          </w:tcPr>
+          <w:p>
+            <w:pPr>
+              <w:jc w:val="left"/>
+            </w:pPr>
+            <w:r/>
+            <w:r>
+              <w:rPr>
+                <w:sz w:val="16"/>
+              </w:rPr>
+              <w:t>User Registration (duplicate)</w:t>
+            </w:r>
+          </w:p>
+        </w:tc>
+        <w:tc>
+          <w:tcPr>
+            <w:tcW w:type="dxa" w:w="1644"/>
+          </w:tcPr>
+          <w:p>
+            <w:pPr>
+              <w:jc w:val="left"/>
+            </w:pPr>
+            <w:r/>
+            <w:r>
+              <w:rPr>
+                <w:sz w:val="16"/>
+              </w:rPr>
+              <w:t>Existing username</w:t>
+            </w:r>
+          </w:p>
+        </w:tc>
+        <w:tc>
+          <w:tcPr>
+            <w:tcW w:type="dxa" w:w="1644"/>
+          </w:tcPr>
+          <w:p>
+            <w:pPr>
+              <w:jc w:val="left"/>
+            </w:pPr>
+            <w:r/>
+            <w:r>
+              <w:rPr>
+                <w:sz w:val="16"/>
+              </w:rPr>
+              <w:t>Error message displayed; no account created</w:t>
+            </w:r>
+          </w:p>
+        </w:tc>
+        <w:tc>
+          <w:tcPr>
+            <w:tcW w:type="dxa" w:w="1644"/>
+          </w:tcPr>
+          <w:p>
+            <w:pPr>
+              <w:jc w:val="left"/>
+            </w:pPr>
+            <w:r/>
+            <w:r>
+              <w:rPr>
+                <w:sz w:val="16"/>
+              </w:rPr>
+              <w:t>Passed</w:t>
+            </w:r>
+          </w:p>
+        </w:tc>
+      </w:tr>
+      <w:tr>
+        <w:tc>
+          <w:tcPr>
+            <w:tcW w:type="dxa" w:w="1644"/>
+          </w:tcPr>
+          <w:p>
+            <w:pPr>
+              <w:jc w:val="left"/>
+            </w:pPr>
+            <w:r/>
+            <w:r>
+              <w:rPr>
+                <w:sz w:val="16"/>
+              </w:rPr>
+              <w:t>TC03</w:t>
+            </w:r>
+          </w:p>
+        </w:tc>
+        <w:tc>
+          <w:tcPr>
+            <w:tcW w:type="dxa" w:w="1644"/>
+          </w:tcPr>
+          <w:p>
+            <w:pPr>
+              <w:jc w:val="left"/>
+            </w:pPr>
+            <w:r/>
+            <w:r>
+              <w:rPr>
+                <w:sz w:val="16"/>
+              </w:rPr>
+              <w:t>User Registration (empty fields)</w:t>
+            </w:r>
+          </w:p>
+        </w:tc>
+        <w:tc>
+          <w:tcPr>
+            <w:tcW w:type="dxa" w:w="1644"/>
+          </w:tcPr>
+          <w:p>
+            <w:pPr>
+              <w:jc w:val="left"/>
+            </w:pPr>
+            <w:r/>
+            <w:r>
+              <w:rPr>
+                <w:sz w:val="16"/>
+              </w:rPr>
+              <w:t>Blank form submitted</w:t>
+            </w:r>
+          </w:p>
+        </w:tc>
+        <w:tc>
+          <w:tcPr>
+            <w:tcW w:type="dxa" w:w="1644"/>
+          </w:tcPr>
+          <w:p>
+            <w:pPr>
+              <w:jc w:val="left"/>
+            </w:pPr>
+            <w:r/>
+            <w:r>
+              <w:rPr>
+                <w:sz w:val="16"/>
+              </w:rPr>
+              <w:t>Validation errors shown</w:t>
+            </w:r>
+          </w:p>
+        </w:tc>
+        <w:tc>
+          <w:tcPr>
+            <w:tcW w:type="dxa" w:w="1644"/>
+          </w:tcPr>
+          <w:p>
+            <w:pPr>
+              <w:jc w:val="left"/>
+            </w:pPr>
+            <w:r/>
+            <w:r>
+              <w:rPr>
+                <w:sz w:val="16"/>
+              </w:rPr>
+              <w:t>Passed</w:t>
+            </w:r>
+          </w:p>
+        </w:tc>
+      </w:tr>
+      <w:tr>
+        <w:tc>
+          <w:tcPr>
+            <w:tcW w:type="dxa" w:w="1644"/>
+          </w:tcPr>
+          <w:p>
+            <w:pPr>
+              <w:jc w:val="left"/>
+            </w:pPr>
+            <w:r/>
+            <w:r>
+              <w:rPr>
+                <w:sz w:val="16"/>
+              </w:rPr>
+              <w:t>TC04</w:t>
+            </w:r>
+          </w:p>
+        </w:tc>
+        <w:tc>
+          <w:tcPr>
+            <w:tcW w:type="dxa" w:w="1644"/>
+          </w:tcPr>
+          <w:p>
+            <w:pPr>
+              <w:jc w:val="left"/>
+            </w:pPr>
+            <w:r/>
+            <w:r>
+              <w:rPr>
+                <w:sz w:val="16"/>
+              </w:rPr>
+              <w:t>Login (valid credentials)</w:t>
+            </w:r>
+          </w:p>
+        </w:tc>
+        <w:tc>
+          <w:tcPr>
+            <w:tcW w:type="dxa" w:w="1644"/>
+          </w:tcPr>
+          <w:p>
+            <w:pPr>
+              <w:jc w:val="left"/>
+            </w:pPr>
+            <w:r/>
+            <w:r>
+              <w:rPr>
+                <w:sz w:val="16"/>
+              </w:rPr>
+              <w:t>Correct username + password</w:t>
+            </w:r>
+          </w:p>
+        </w:tc>
+        <w:tc>
+          <w:tcPr>
+            <w:tcW w:type="dxa" w:w="1644"/>
+          </w:tcPr>
+          <w:p>
+            <w:pPr>
+              <w:jc w:val="left"/>
+            </w:pPr>
+            <w:r/>
+            <w:r>
+              <w:rPr>
+                <w:sz w:val="16"/>
+              </w:rPr>
+              <w:t>Authenticated; redirected to dashboard</w:t>
+            </w:r>
+          </w:p>
+        </w:tc>
+        <w:tc>
+          <w:tcPr>
+            <w:tcW w:type="dxa" w:w="1644"/>
+          </w:tcPr>
+          <w:p>
+            <w:pPr>
+              <w:jc w:val="left"/>
+            </w:pPr>
+            <w:r/>
+            <w:r>
+              <w:rPr>
+                <w:sz w:val="16"/>
+              </w:rPr>
+              <w:t>Passed</w:t>
+            </w:r>
+          </w:p>
+        </w:tc>
+      </w:tr>
+      <w:tr>
+        <w:tc>
+          <w:tcPr>
+            <w:tcW w:type="dxa" w:w="1644"/>
+          </w:tcPr>
+          <w:p>
+            <w:pPr>
+              <w:jc w:val="left"/>
+            </w:pPr>
+            <w:r/>
+            <w:r>
+              <w:rPr>
+                <w:sz w:val="16"/>
+              </w:rPr>
+              <w:t>TC05</w:t>
+            </w:r>
+          </w:p>
+        </w:tc>
+        <w:tc>
+          <w:tcPr>
+            <w:tcW w:type="dxa" w:w="1644"/>
+          </w:tcPr>
+          <w:p>
+            <w:pPr>
+              <w:jc w:val="left"/>
+            </w:pPr>
+            <w:r/>
+            <w:r>
+              <w:rPr>
+                <w:sz w:val="16"/>
+              </w:rPr>
+              <w:t>Login (invalid password)</w:t>
+            </w:r>
+          </w:p>
+        </w:tc>
+        <w:tc>
+          <w:tcPr>
+            <w:tcW w:type="dxa" w:w="1644"/>
+          </w:tcPr>
+          <w:p>
+            <w:pPr>
+              <w:jc w:val="left"/>
+            </w:pPr>
+            <w:r/>
+            <w:r>
+              <w:rPr>
+                <w:sz w:val="16"/>
+              </w:rPr>
+              <w:t>Correct username + wrong password</w:t>
+            </w:r>
+          </w:p>
+        </w:tc>
+        <w:tc>
+          <w:tcPr>
+            <w:tcW w:type="dxa" w:w="1644"/>
+          </w:tcPr>
+          <w:p>
+            <w:pPr>
+              <w:jc w:val="left"/>
+            </w:pPr>
+            <w:r/>
+            <w:r>
+              <w:rPr>
+                <w:sz w:val="16"/>
+              </w:rPr>
+              <w:t>Error message displayed</w:t>
+            </w:r>
+          </w:p>
+        </w:tc>
+        <w:tc>
+          <w:tcPr>
+            <w:tcW w:type="dxa" w:w="1644"/>
+          </w:tcPr>
+          <w:p>
+            <w:pPr>
+              <w:jc w:val="left"/>
+            </w:pPr>
+            <w:r/>
+            <w:r>
+              <w:rPr>
+                <w:sz w:val="16"/>
+              </w:rPr>
+              <w:t>Passed</w:t>
+            </w:r>
+          </w:p>
+        </w:tc>
+      </w:tr>
+      <w:tr>
+        <w:tc>
+          <w:tcPr>
+            <w:tcW w:type="dxa" w:w="1644"/>
+          </w:tcPr>
+          <w:p>
+            <w:pPr>
+              <w:jc w:val="left"/>
+            </w:pPr>
+            <w:r/>
+            <w:r>
+              <w:rPr>
+                <w:sz w:val="16"/>
+              </w:rPr>
+              <w:t>TC06</w:t>
+            </w:r>
+          </w:p>
+        </w:tc>
+        <w:tc>
+          <w:tcPr>
+            <w:tcW w:type="dxa" w:w="1644"/>
+          </w:tcPr>
+          <w:p>
+            <w:pPr>
+              <w:jc w:val="left"/>
+            </w:pPr>
+            <w:r/>
+            <w:r>
+              <w:rPr>
+                <w:sz w:val="16"/>
+              </w:rPr>
+              <w:t>Lesson progression (pass)</w:t>
+            </w:r>
+          </w:p>
+        </w:tc>
+        <w:tc>
+          <w:tcPr>
+            <w:tcW w:type="dxa" w:w="1644"/>
+          </w:tcPr>
+          <w:p>
+            <w:pPr>
+              <w:jc w:val="left"/>
+            </w:pPr>
+            <w:r/>
+            <w:r>
+              <w:rPr>
+                <w:sz w:val="16"/>
+              </w:rPr>
+              <w:t>Submit quiz with score &gt;= 60%</w:t>
+            </w:r>
+          </w:p>
+        </w:tc>
+        <w:tc>
+          <w:tcPr>
+            <w:tcW w:type="dxa" w:w="1644"/>
+          </w:tcPr>
+          <w:p>
+            <w:pPr>
+              <w:jc w:val="left"/>
+            </w:pPr>
+            <w:r/>
+            <w:r>
+              <w:rPr>
+                <w:sz w:val="16"/>
+              </w:rPr>
+              <w:t>Next lesson unlocked</w:t>
+            </w:r>
+          </w:p>
+        </w:tc>
+        <w:tc>
+          <w:tcPr>
+            <w:tcW w:type="dxa" w:w="1644"/>
+          </w:tcPr>
+          <w:p>
+            <w:pPr>
+              <w:jc w:val="left"/>
+            </w:pPr>
+            <w:r/>
+            <w:r>
+              <w:rPr>
+                <w:sz w:val="16"/>
+              </w:rPr>
+              <w:t>Passed</w:t>
+            </w:r>
+          </w:p>
+        </w:tc>
+      </w:tr>
+      <w:tr>
+        <w:tc>
+          <w:tcPr>
+            <w:tcW w:type="dxa" w:w="1644"/>
+          </w:tcPr>
+          <w:p>
+            <w:pPr>
+              <w:jc w:val="left"/>
+            </w:pPr>
+            <w:r/>
+            <w:r>
+              <w:rPr>
+                <w:sz w:val="16"/>
+              </w:rPr>
+              <w:t>TC07</w:t>
+            </w:r>
+          </w:p>
+        </w:tc>
+        <w:tc>
+          <w:tcPr>
+            <w:tcW w:type="dxa" w:w="1644"/>
+          </w:tcPr>
+          <w:p>
+            <w:pPr>
+              <w:jc w:val="left"/>
+            </w:pPr>
+            <w:r/>
+            <w:r>
+              <w:rPr>
+                <w:sz w:val="16"/>
+              </w:rPr>
+              <w:t>Lesson progression (fail)</w:t>
+            </w:r>
+          </w:p>
+        </w:tc>
+        <w:tc>
+          <w:tcPr>
+            <w:tcW w:type="dxa" w:w="1644"/>
+          </w:tcPr>
+          <w:p>
+            <w:pPr>
+              <w:jc w:val="left"/>
+            </w:pPr>
+            <w:r/>
+            <w:r>
+              <w:rPr>
+                <w:sz w:val="16"/>
+              </w:rPr>
+              <w:t>Submit quiz with score &lt; 60%</w:t>
+            </w:r>
+          </w:p>
+        </w:tc>
+        <w:tc>
+          <w:tcPr>
+            <w:tcW w:type="dxa" w:w="1644"/>
+          </w:tcPr>
+          <w:p>
+            <w:pPr>
+              <w:jc w:val="left"/>
+            </w:pPr>
+            <w:r/>
+            <w:r>
+              <w:rPr>
+                <w:sz w:val="16"/>
+              </w:rPr>
+              <w:t>Next lesson remains locked; retry allowed</w:t>
+            </w:r>
+          </w:p>
+        </w:tc>
+        <w:tc>
+          <w:tcPr>
+            <w:tcW w:type="dxa" w:w="1644"/>
+          </w:tcPr>
+          <w:p>
+            <w:pPr>
+              <w:jc w:val="left"/>
+            </w:pPr>
+            <w:r/>
+            <w:r>
+              <w:rPr>
+                <w:sz w:val="16"/>
+              </w:rPr>
+              <w:t>Passed</w:t>
+            </w:r>
+          </w:p>
+        </w:tc>
+      </w:tr>
+      <w:tr>
+        <w:tc>
+          <w:tcPr>
+            <w:tcW w:type="dxa" w:w="1644"/>
+          </w:tcPr>
+          <w:p>
+            <w:pPr>
+              <w:jc w:val="left"/>
+            </w:pPr>
+            <w:r/>
+            <w:r>
+              <w:rPr>
+                <w:sz w:val="16"/>
+              </w:rPr>
+              <w:t>TC08</w:t>
+            </w:r>
+          </w:p>
+        </w:tc>
+        <w:tc>
+          <w:tcPr>
+            <w:tcW w:type="dxa" w:w="1644"/>
+          </w:tcPr>
+          <w:p>
+            <w:pPr>
+              <w:jc w:val="left"/>
+            </w:pPr>
+            <w:r/>
+            <w:r>
+              <w:rPr>
+                <w:sz w:val="16"/>
+              </w:rPr>
+              <w:t>Lesson progression (boundary)</w:t>
+            </w:r>
+          </w:p>
+        </w:tc>
+        <w:tc>
+          <w:tcPr>
+            <w:tcW w:type="dxa" w:w="1644"/>
+          </w:tcPr>
+          <w:p>
+            <w:pPr>
+              <w:jc w:val="left"/>
+            </w:pPr>
+            <w:r/>
+            <w:r>
+              <w:rPr>
+                <w:sz w:val="16"/>
+              </w:rPr>
+              <w:t>Submit quiz with exactly 60%</w:t>
+            </w:r>
+          </w:p>
+        </w:tc>
+        <w:tc>
+          <w:tcPr>
+            <w:tcW w:type="dxa" w:w="1644"/>
+          </w:tcPr>
+          <w:p>
+            <w:pPr>
+              <w:jc w:val="left"/>
+            </w:pPr>
+            <w:r/>
+            <w:r>
+              <w:rPr>
+                <w:sz w:val="16"/>
+              </w:rPr>
+              <w:t>Next lesson unlocked (boundary pass)</w:t>
+            </w:r>
+          </w:p>
+        </w:tc>
+        <w:tc>
+          <w:tcPr>
+            <w:tcW w:type="dxa" w:w="1644"/>
+          </w:tcPr>
+          <w:p>
+            <w:pPr>
+              <w:jc w:val="left"/>
+            </w:pPr>
+            <w:r/>
+            <w:r>
+              <w:rPr>
+                <w:sz w:val="16"/>
+              </w:rPr>
+              <w:t>Passed</w:t>
+            </w:r>
+          </w:p>
+        </w:tc>
+      </w:tr>
+      <w:tr>
+        <w:tc>
+          <w:tcPr>
+            <w:tcW w:type="dxa" w:w="1644"/>
+          </w:tcPr>
+          <w:p>
+            <w:pPr>
+              <w:jc w:val="left"/>
+            </w:pPr>
+            <w:r/>
+            <w:r>
+              <w:rPr>
+                <w:sz w:val="16"/>
+              </w:rPr>
+              <w:t>TC09</w:t>
+            </w:r>
+          </w:p>
+        </w:tc>
+        <w:tc>
+          <w:tcPr>
+            <w:tcW w:type="dxa" w:w="1644"/>
+          </w:tcPr>
+          <w:p>
+            <w:pPr>
+              <w:jc w:val="left"/>
+            </w:pPr>
+            <w:r/>
+            <w:r>
+              <w:rPr>
+                <w:sz w:val="16"/>
+              </w:rPr>
+              <w:t>First lesson access</w:t>
+            </w:r>
+          </w:p>
+        </w:tc>
+        <w:tc>
+          <w:tcPr>
+            <w:tcW w:type="dxa" w:w="1644"/>
+          </w:tcPr>
+          <w:p>
+            <w:pPr>
+              <w:jc w:val="left"/>
+            </w:pPr>
+            <w:r/>
+            <w:r>
+              <w:rPr>
+                <w:sz w:val="16"/>
+              </w:rPr>
+              <w:t>New user clicks lesson 1</w:t>
+            </w:r>
+          </w:p>
+        </w:tc>
+        <w:tc>
+          <w:tcPr>
+            <w:tcW w:type="dxa" w:w="1644"/>
+          </w:tcPr>
+          <w:p>
+            <w:pPr>
+              <w:jc w:val="left"/>
+            </w:pPr>
+            <w:r/>
+            <w:r>
+              <w:rPr>
+                <w:sz w:val="16"/>
+              </w:rPr>
+              <w:t>Lesson 1 accessible (no prerequisite)</w:t>
+            </w:r>
+          </w:p>
+        </w:tc>
+        <w:tc>
+          <w:tcPr>
+            <w:tcW w:type="dxa" w:w="1644"/>
+          </w:tcPr>
+          <w:p>
+            <w:pPr>
+              <w:jc w:val="left"/>
+            </w:pPr>
+            <w:r/>
+            <w:r>
+              <w:rPr>
+                <w:sz w:val="16"/>
+              </w:rPr>
+              <w:t>Passed</w:t>
+            </w:r>
+          </w:p>
+        </w:tc>
+      </w:tr>
+      <w:tr>
+        <w:tc>
+          <w:tcPr>
+            <w:tcW w:type="dxa" w:w="1644"/>
+          </w:tcPr>
+          <w:p>
+            <w:pPr>
+              <w:jc w:val="left"/>
+            </w:pPr>
+            <w:r/>
+            <w:r>
+              <w:rPr>
+                <w:sz w:val="16"/>
+              </w:rPr>
+              <w:t>TC10</w:t>
+            </w:r>
+          </w:p>
+        </w:tc>
+        <w:tc>
+          <w:tcPr>
+            <w:tcW w:type="dxa" w:w="1644"/>
+          </w:tcPr>
+          <w:p>
+            <w:pPr>
+              <w:jc w:val="left"/>
+            </w:pPr>
+            <w:r/>
+            <w:r>
+              <w:rPr>
+                <w:sz w:val="16"/>
+              </w:rPr>
+              <w:t>Playground (valid code)</w:t>
+            </w:r>
+          </w:p>
+        </w:tc>
+        <w:tc>
+          <w:tcPr>
+            <w:tcW w:type="dxa" w:w="1644"/>
+          </w:tcPr>
+          <w:p>
+            <w:pPr>
+              <w:jc w:val="left"/>
+            </w:pPr>
+            <w:r/>
+            <w:r>
+              <w:rPr>
+                <w:sz w:val="16"/>
+              </w:rPr>
+              <w:t>Submit 'print("Hello")'</w:t>
+            </w:r>
+          </w:p>
+        </w:tc>
+        <w:tc>
+          <w:tcPr>
+            <w:tcW w:type="dxa" w:w="1644"/>
+          </w:tcPr>
+          <w:p>
+            <w:pPr>
+              <w:jc w:val="left"/>
+            </w:pPr>
+            <w:r/>
+            <w:r>
+              <w:rPr>
+                <w:sz w:val="16"/>
+              </w:rPr>
+              <w:t>Output: "Hello" returned</w:t>
+            </w:r>
+          </w:p>
+        </w:tc>
+        <w:tc>
+          <w:tcPr>
+            <w:tcW w:type="dxa" w:w="1644"/>
+          </w:tcPr>
+          <w:p>
+            <w:pPr>
+              <w:jc w:val="left"/>
+            </w:pPr>
+            <w:r/>
+            <w:r>
+              <w:rPr>
+                <w:sz w:val="16"/>
+              </w:rPr>
+              <w:t>Passed</w:t>
+            </w:r>
+          </w:p>
+        </w:tc>
+      </w:tr>
+      <w:tr>
+        <w:tc>
+          <w:tcPr>
+            <w:tcW w:type="dxa" w:w="1644"/>
+          </w:tcPr>
+          <w:p>
+            <w:pPr>
+              <w:jc w:val="left"/>
+            </w:pPr>
+            <w:r/>
+            <w:r>
+              <w:rPr>
+                <w:sz w:val="16"/>
+              </w:rPr>
+              <w:t>TC11</w:t>
+            </w:r>
+          </w:p>
+        </w:tc>
+        <w:tc>
+          <w:tcPr>
+            <w:tcW w:type="dxa" w:w="1644"/>
+          </w:tcPr>
+          <w:p>
+            <w:pPr>
+              <w:jc w:val="left"/>
+            </w:pPr>
+            <w:r/>
+            <w:r>
+              <w:rPr>
+                <w:sz w:val="16"/>
+              </w:rPr>
+              <w:t>Playground (unsafe import)</w:t>
+            </w:r>
+          </w:p>
+        </w:tc>
+        <w:tc>
+          <w:tcPr>
+            <w:tcW w:type="dxa" w:w="1644"/>
+          </w:tcPr>
+          <w:p>
+            <w:pPr>
+              <w:jc w:val="left"/>
+            </w:pPr>
+            <w:r/>
+            <w:r>
+              <w:rPr>
+                <w:sz w:val="16"/>
+              </w:rPr>
+              <w:t>Submit 'import os'</w:t>
+            </w:r>
+          </w:p>
+        </w:tc>
+        <w:tc>
+          <w:tcPr>
+            <w:tcW w:type="dxa" w:w="1644"/>
+          </w:tcPr>
+          <w:p>
+            <w:pPr>
+              <w:jc w:val="left"/>
+            </w:pPr>
+            <w:r/>
+            <w:r>
+              <w:rPr>
+                <w:sz w:val="16"/>
+              </w:rPr>
+              <w:t>403 error; code blocked</w:t>
+            </w:r>
+          </w:p>
+        </w:tc>
+        <w:tc>
+          <w:tcPr>
+            <w:tcW w:type="dxa" w:w="1644"/>
+          </w:tcPr>
+          <w:p>
+            <w:pPr>
+              <w:jc w:val="left"/>
+            </w:pPr>
+            <w:r/>
+            <w:r>
+              <w:rPr>
+                <w:sz w:val="16"/>
+              </w:rPr>
+              <w:t>Passed</w:t>
+            </w:r>
+          </w:p>
+        </w:tc>
+      </w:tr>
+      <w:tr>
+        <w:tc>
+          <w:tcPr>
+            <w:tcW w:type="dxa" w:w="1644"/>
+          </w:tcPr>
+          <w:p>
+            <w:pPr>
+              <w:jc w:val="left"/>
+            </w:pPr>
+            <w:r/>
+            <w:r>
+              <w:rPr>
+                <w:sz w:val="16"/>
+              </w:rPr>
+              <w:t>TC12</w:t>
+            </w:r>
+          </w:p>
+        </w:tc>
+        <w:tc>
+          <w:tcPr>
+            <w:tcW w:type="dxa" w:w="1644"/>
+          </w:tcPr>
+          <w:p>
+            <w:pPr>
+              <w:jc w:val="left"/>
+            </w:pPr>
+            <w:r/>
+            <w:r>
+              <w:rPr>
+                <w:sz w:val="16"/>
+              </w:rPr>
+              <w:t>Playground (timeout)</w:t>
+            </w:r>
+          </w:p>
+        </w:tc>
+        <w:tc>
+          <w:tcPr>
+            <w:tcW w:type="dxa" w:w="1644"/>
+          </w:tcPr>
+          <w:p>
+            <w:pPr>
+              <w:jc w:val="left"/>
+            </w:pPr>
+            <w:r/>
+            <w:r>
+              <w:rPr>
+                <w:sz w:val="16"/>
+              </w:rPr>
+              <w:t>Submit infinite loop code</w:t>
+            </w:r>
+          </w:p>
+        </w:tc>
+        <w:tc>
+          <w:tcPr>
+            <w:tcW w:type="dxa" w:w="1644"/>
+          </w:tcPr>
+          <w:p>
+            <w:pPr>
+              <w:jc w:val="left"/>
+            </w:pPr>
+            <w:r/>
+            <w:r>
+              <w:rPr>
+                <w:sz w:val="16"/>
+              </w:rPr>
+              <w:t>Timeout error after 5 seconds</w:t>
+            </w:r>
+          </w:p>
+        </w:tc>
+        <w:tc>
+          <w:tcPr>
+            <w:tcW w:type="dxa" w:w="1644"/>
+          </w:tcPr>
+          <w:p>
+            <w:pPr>
+              <w:jc w:val="left"/>
+            </w:pPr>
+            <w:r/>
+            <w:r>
+              <w:rPr>
+                <w:sz w:val="16"/>
+              </w:rPr>
+              <w:t>Passed</w:t>
+            </w:r>
+          </w:p>
+        </w:tc>
+      </w:tr>
+      <w:tr>
+        <w:tc>
+          <w:tcPr>
+            <w:tcW w:type="dxa" w:w="1644"/>
+          </w:tcPr>
+          <w:p>
+            <w:pPr>
+              <w:jc w:val="left"/>
+            </w:pPr>
+            <w:r/>
+            <w:r>
+              <w:rPr>
+                <w:sz w:val="16"/>
+              </w:rPr>
+              <w:t>TC13</w:t>
+            </w:r>
+          </w:p>
+        </w:tc>
+        <w:tc>
+          <w:tcPr>
+            <w:tcW w:type="dxa" w:w="1644"/>
+          </w:tcPr>
+          <w:p>
+            <w:pPr>
+              <w:jc w:val="left"/>
+            </w:pPr>
+            <w:r/>
+            <w:r>
+              <w:rPr>
+                <w:sz w:val="16"/>
+              </w:rPr>
+              <w:t>Playground (long code)</w:t>
+            </w:r>
+          </w:p>
+        </w:tc>
+        <w:tc>
+          <w:tcPr>
+            <w:tcW w:type="dxa" w:w="1644"/>
+          </w:tcPr>
+          <w:p>
+            <w:pPr>
+              <w:jc w:val="left"/>
+            </w:pPr>
+            <w:r/>
+            <w:r>
+              <w:rPr>
+                <w:sz w:val="16"/>
+              </w:rPr>
+              <w:t>Submit code &gt; 10,000 characters</w:t>
+            </w:r>
+          </w:p>
+        </w:tc>
+        <w:tc>
+          <w:tcPr>
+            <w:tcW w:type="dxa" w:w="1644"/>
+          </w:tcPr>
+          <w:p>
+            <w:pPr>
+              <w:jc w:val="left"/>
+            </w:pPr>
+            <w:r/>
+            <w:r>
+              <w:rPr>
+                <w:sz w:val="16"/>
+              </w:rPr>
+              <w:t>400 error; length limit enforced</w:t>
+            </w:r>
+          </w:p>
+        </w:tc>
+        <w:tc>
+          <w:tcPr>
+            <w:tcW w:type="dxa" w:w="1644"/>
+          </w:tcPr>
+          <w:p>
+            <w:pPr>
+              <w:jc w:val="left"/>
+            </w:pPr>
+            <w:r/>
+            <w:r>
+              <w:rPr>
+                <w:sz w:val="16"/>
+              </w:rPr>
+              <w:t>Passed</w:t>
+            </w:r>
+          </w:p>
+        </w:tc>
+      </w:tr>
+      <w:tr>
+        <w:tc>
+          <w:tcPr>
+            <w:tcW w:type="dxa" w:w="1644"/>
+          </w:tcPr>
+          <w:p>
+            <w:pPr>
+              <w:jc w:val="left"/>
+            </w:pPr>
+            <w:r/>
+            <w:r>
+              <w:rPr>
+                <w:sz w:val="16"/>
+              </w:rPr>
+              <w:t>TC14</w:t>
+            </w:r>
+          </w:p>
+        </w:tc>
+        <w:tc>
+          <w:tcPr>
+            <w:tcW w:type="dxa" w:w="1644"/>
+          </w:tcPr>
+          <w:p>
+            <w:pPr>
+              <w:jc w:val="left"/>
+            </w:pPr>
+            <w:r/>
+            <w:r>
+              <w:rPr>
+                <w:sz w:val="16"/>
+              </w:rPr>
+              <w:t>Quiz scoring (all correct)</w:t>
+            </w:r>
+          </w:p>
+        </w:tc>
+        <w:tc>
+          <w:tcPr>
+            <w:tcW w:type="dxa" w:w="1644"/>
+          </w:tcPr>
+          <w:p>
+            <w:pPr>
+              <w:jc w:val="left"/>
+            </w:pPr>
+            <w:r/>
+            <w:r>
+              <w:rPr>
+                <w:sz w:val="16"/>
+              </w:rPr>
+              <w:t>Answer all questions correctly</w:t>
+            </w:r>
+          </w:p>
+        </w:tc>
+        <w:tc>
+          <w:tcPr>
+            <w:tcW w:type="dxa" w:w="1644"/>
+          </w:tcPr>
+          <w:p>
+            <w:pPr>
+              <w:jc w:val="left"/>
+            </w:pPr>
+            <w:r/>
+            <w:r>
+              <w:rPr>
+                <w:sz w:val="16"/>
+              </w:rPr>
+              <w:t>Score = 100%</w:t>
+            </w:r>
+          </w:p>
+        </w:tc>
+        <w:tc>
+          <w:tcPr>
+            <w:tcW w:type="dxa" w:w="1644"/>
+          </w:tcPr>
+          <w:p>
+            <w:pPr>
+              <w:jc w:val="left"/>
+            </w:pPr>
+            <w:r/>
+            <w:r>
+              <w:rPr>
+                <w:sz w:val="16"/>
+              </w:rPr>
+              <w:t>Passed</w:t>
+            </w:r>
+          </w:p>
+        </w:tc>
+      </w:tr>
+      <w:tr>
+        <w:tc>
+          <w:tcPr>
+            <w:tcW w:type="dxa" w:w="1644"/>
+          </w:tcPr>
+          <w:p>
+            <w:pPr>
+              <w:jc w:val="left"/>
+            </w:pPr>
+            <w:r/>
+            <w:r>
+              <w:rPr>
+                <w:sz w:val="16"/>
+              </w:rPr>
+              <w:t>TC15</w:t>
+            </w:r>
+          </w:p>
+        </w:tc>
+        <w:tc>
+          <w:tcPr>
+            <w:tcW w:type="dxa" w:w="1644"/>
+          </w:tcPr>
+          <w:p>
+            <w:pPr>
+              <w:jc w:val="left"/>
+            </w:pPr>
+            <w:r/>
+            <w:r>
+              <w:rPr>
+                <w:sz w:val="16"/>
+              </w:rPr>
+              <w:t>Quiz scoring (mixed)</w:t>
+            </w:r>
+          </w:p>
+        </w:tc>
+        <w:tc>
+          <w:tcPr>
+            <w:tcW w:type="dxa" w:w="1644"/>
+          </w:tcPr>
+          <w:p>
+            <w:pPr>
+              <w:jc w:val="left"/>
+            </w:pPr>
+            <w:r/>
+            <w:r>
+              <w:rPr>
+                <w:sz w:val="16"/>
+              </w:rPr>
+              <w:t>Answer some correctly, some wrong</w:t>
+            </w:r>
+          </w:p>
+        </w:tc>
+        <w:tc>
+          <w:tcPr>
+            <w:tcW w:type="dxa" w:w="1644"/>
+          </w:tcPr>
+          <w:p>
+            <w:pPr>
+              <w:jc w:val="left"/>
+            </w:pPr>
+            <w:r/>
+            <w:r>
+              <w:rPr>
+                <w:sz w:val="16"/>
+              </w:rPr>
+              <w:t>Correct percentage computed</w:t>
+            </w:r>
+          </w:p>
+        </w:tc>
+        <w:tc>
+          <w:tcPr>
+            <w:tcW w:type="dxa" w:w="1644"/>
+          </w:tcPr>
+          <w:p>
+            <w:pPr>
+              <w:jc w:val="left"/>
+            </w:pPr>
+            <w:r/>
+            <w:r>
+              <w:rPr>
+                <w:sz w:val="16"/>
+              </w:rPr>
+              <w:t>Passed</w:t>
+            </w:r>
+          </w:p>
+        </w:tc>
+      </w:tr>
+      <w:tr>
+        <w:tc>
+          <w:tcPr>
+            <w:tcW w:type="dxa" w:w="1644"/>
+          </w:tcPr>
+          <w:p>
+            <w:pPr>
+              <w:jc w:val="left"/>
+            </w:pPr>
+            <w:r/>
+            <w:r>
+              <w:rPr>
+                <w:sz w:val="16"/>
+              </w:rPr>
+              <w:t>TC16</w:t>
+            </w:r>
+          </w:p>
+        </w:tc>
+        <w:tc>
+          <w:tcPr>
+            <w:tcW w:type="dxa" w:w="1644"/>
+          </w:tcPr>
+          <w:p>
+            <w:pPr>
+              <w:jc w:val="left"/>
+            </w:pPr>
+            <w:r/>
+            <w:r>
+              <w:rPr>
+                <w:sz w:val="16"/>
+              </w:rPr>
+              <w:t>Certificate issuance (completed)</w:t>
+            </w:r>
+          </w:p>
+        </w:tc>
+        <w:tc>
+          <w:tcPr>
+            <w:tcW w:type="dxa" w:w="1644"/>
+          </w:tcPr>
+          <w:p>
+            <w:pPr>
+              <w:jc w:val="left"/>
+            </w:pPr>
+            <w:r/>
+            <w:r>
+              <w:rPr>
+                <w:sz w:val="16"/>
+              </w:rPr>
+              <w:t>Complete all 12 lessons</w:t>
+            </w:r>
+          </w:p>
+        </w:tc>
+        <w:tc>
+          <w:tcPr>
+            <w:tcW w:type="dxa" w:w="1644"/>
+          </w:tcPr>
+          <w:p>
+            <w:pPr>
+              <w:jc w:val="left"/>
+            </w:pPr>
+            <w:r/>
+            <w:r>
+              <w:rPr>
+                <w:sz w:val="16"/>
+              </w:rPr>
+              <w:t>Certificate with unique code issued</w:t>
+            </w:r>
+          </w:p>
+        </w:tc>
+        <w:tc>
+          <w:tcPr>
+            <w:tcW w:type="dxa" w:w="1644"/>
+          </w:tcPr>
+          <w:p>
+            <w:pPr>
+              <w:jc w:val="left"/>
+            </w:pPr>
+            <w:r/>
+            <w:r>
+              <w:rPr>
+                <w:sz w:val="16"/>
+              </w:rPr>
+              <w:t>Passed</w:t>
+            </w:r>
+          </w:p>
+        </w:tc>
+      </w:tr>
+      <w:tr>
+        <w:tc>
+          <w:tcPr>
+            <w:tcW w:type="dxa" w:w="1644"/>
+          </w:tcPr>
+          <w:p>
+            <w:pPr>
+              <w:jc w:val="left"/>
+            </w:pPr>
+            <w:r/>
+            <w:r>
+              <w:rPr>
+                <w:sz w:val="16"/>
+              </w:rPr>
+              <w:t>TC17</w:t>
+            </w:r>
+          </w:p>
+        </w:tc>
+        <w:tc>
+          <w:tcPr>
+            <w:tcW w:type="dxa" w:w="1644"/>
+          </w:tcPr>
+          <w:p>
+            <w:pPr>
+              <w:jc w:val="left"/>
+            </w:pPr>
+            <w:r/>
+            <w:r>
+              <w:rPr>
+                <w:sz w:val="16"/>
+              </w:rPr>
+              <w:t>Certificate issuance (incomplete)</w:t>
+            </w:r>
+          </w:p>
+        </w:tc>
+        <w:tc>
+          <w:tcPr>
+            <w:tcW w:type="dxa" w:w="1644"/>
+          </w:tcPr>
+          <w:p>
+            <w:pPr>
+              <w:jc w:val="left"/>
+            </w:pPr>
+            <w:r/>
+            <w:r>
+              <w:rPr>
+                <w:sz w:val="16"/>
+              </w:rPr>
+              <w:t>Complete &lt; 12 lessons</w:t>
+            </w:r>
+          </w:p>
+        </w:tc>
+        <w:tc>
+          <w:tcPr>
+            <w:tcW w:type="dxa" w:w="1644"/>
+          </w:tcPr>
+          <w:p>
+            <w:pPr>
+              <w:jc w:val="left"/>
+            </w:pPr>
+            <w:r/>
+            <w:r>
+              <w:rPr>
+                <w:sz w:val="16"/>
+              </w:rPr>
+              <w:t>No certificate issued</w:t>
+            </w:r>
+          </w:p>
+        </w:tc>
+        <w:tc>
+          <w:tcPr>
+            <w:tcW w:type="dxa" w:w="1644"/>
+          </w:tcPr>
+          <w:p>
+            <w:pPr>
+              <w:jc w:val="left"/>
+            </w:pPr>
+            <w:r/>
+            <w:r>
+              <w:rPr>
+                <w:sz w:val="16"/>
+              </w:rPr>
+              <w:t>Passed</w:t>
+            </w:r>
+          </w:p>
+        </w:tc>
+      </w:tr>
+      <w:tr>
+        <w:tc>
+          <w:tcPr>
+            <w:tcW w:type="dxa" w:w="1644"/>
+          </w:tcPr>
+          <w:p>
+            <w:pPr>
+              <w:jc w:val="left"/>
+            </w:pPr>
+            <w:r/>
+            <w:r>
+              <w:rPr>
+                <w:sz w:val="16"/>
+              </w:rPr>
+              <w:t>TC18</w:t>
+            </w:r>
+          </w:p>
+        </w:tc>
+        <w:tc>
+          <w:tcPr>
+            <w:tcW w:type="dxa" w:w="1644"/>
+          </w:tcPr>
+          <w:p>
+            <w:pPr>
+              <w:jc w:val="left"/>
+            </w:pPr>
+            <w:r/>
+            <w:r>
+              <w:rPr>
+                <w:sz w:val="16"/>
+              </w:rPr>
+              <w:t>Leaderboard ranking</w:t>
+            </w:r>
+          </w:p>
+        </w:tc>
+        <w:tc>
+          <w:tcPr>
+            <w:tcW w:type="dxa" w:w="1644"/>
+          </w:tcPr>
+          <w:p>
+            <w:pPr>
+              <w:jc w:val="left"/>
+            </w:pPr>
+            <w:r/>
+            <w:r>
+              <w:rPr>
+                <w:sz w:val="16"/>
+              </w:rPr>
+              <w:t>Two learners with different scores</w:t>
+            </w:r>
+          </w:p>
+        </w:tc>
+        <w:tc>
+          <w:tcPr>
+            <w:tcW w:type="dxa" w:w="1644"/>
+          </w:tcPr>
+          <w:p>
+            <w:pPr>
+              <w:jc w:val="left"/>
+            </w:pPr>
+            <w:r/>
+            <w:r>
+              <w:rPr>
+                <w:sz w:val="16"/>
+              </w:rPr>
+              <w:t>Higher score ranked first</w:t>
+            </w:r>
+          </w:p>
+        </w:tc>
+        <w:tc>
+          <w:tcPr>
+            <w:tcW w:type="dxa" w:w="1644"/>
+          </w:tcPr>
+          <w:p>
+            <w:pPr>
+              <w:jc w:val="left"/>
+            </w:pPr>
+            <w:r/>
+            <w:r>
+              <w:rPr>
+                <w:sz w:val="16"/>
+              </w:rPr>
+              <w:t>Passed</w:t>
+            </w:r>
+          </w:p>
+        </w:tc>
+      </w:tr>
+      <w:tr>
+        <w:tc>
+          <w:tcPr>
+            <w:tcW w:type="dxa" w:w="1644"/>
+          </w:tcPr>
+          <w:p>
+            <w:pPr>
+              <w:jc w:val="left"/>
+            </w:pPr>
+            <w:r/>
+            <w:r>
+              <w:rPr>
+                <w:sz w:val="16"/>
+              </w:rPr>
+              <w:t>TC19</w:t>
+            </w:r>
+          </w:p>
+        </w:tc>
+        <w:tc>
+          <w:tcPr>
+            <w:tcW w:type="dxa" w:w="1644"/>
+          </w:tcPr>
+          <w:p>
+            <w:pPr>
+              <w:jc w:val="left"/>
+            </w:pPr>
+            <w:r/>
+            <w:r>
+              <w:rPr>
+                <w:sz w:val="16"/>
+              </w:rPr>
+              <w:t>Admin lesson CRUD</w:t>
+            </w:r>
+          </w:p>
+        </w:tc>
+        <w:tc>
+          <w:tcPr>
+            <w:tcW w:type="dxa" w:w="1644"/>
+          </w:tcPr>
+          <w:p>
+            <w:pPr>
+              <w:jc w:val="left"/>
+            </w:pPr>
+            <w:r/>
+            <w:r>
+              <w:rPr>
+                <w:sz w:val="16"/>
+              </w:rPr>
+              <w:t>Add, edit, delete a lesson</w:t>
+            </w:r>
+          </w:p>
+        </w:tc>
+        <w:tc>
+          <w:tcPr>
+            <w:tcW w:type="dxa" w:w="1644"/>
+          </w:tcPr>
+          <w:p>
+            <w:pPr>
+              <w:jc w:val="left"/>
+            </w:pPr>
+            <w:r/>
+            <w:r>
+              <w:rPr>
+                <w:sz w:val="16"/>
+              </w:rPr>
+              <w:t>Database updated; reflected in UI</w:t>
+            </w:r>
+          </w:p>
+        </w:tc>
+        <w:tc>
+          <w:tcPr>
+            <w:tcW w:type="dxa" w:w="1644"/>
+          </w:tcPr>
+          <w:p>
+            <w:pPr>
+              <w:jc w:val="left"/>
+            </w:pPr>
+            <w:r/>
+            <w:r>
+              <w:rPr>
+                <w:sz w:val="16"/>
+              </w:rPr>
+              <w:t>Passed</w:t>
+            </w:r>
+          </w:p>
+        </w:tc>
+      </w:tr>
+      <w:tr>
+        <w:tc>
+          <w:tcPr>
+            <w:tcW w:type="dxa" w:w="1644"/>
+          </w:tcPr>
+          <w:p>
+            <w:pPr>
+              <w:jc w:val="left"/>
+            </w:pPr>
+            <w:r/>
+            <w:r>
+              <w:rPr>
+                <w:sz w:val="16"/>
+              </w:rPr>
+              <w:t>TC20</w:t>
+            </w:r>
+          </w:p>
+        </w:tc>
+        <w:tc>
+          <w:tcPr>
+            <w:tcW w:type="dxa" w:w="1644"/>
+          </w:tcPr>
+          <w:p>
+            <w:pPr>
+              <w:jc w:val="left"/>
+            </w:pPr>
+            <w:r/>
+            <w:r>
+              <w:rPr>
+                <w:sz w:val="16"/>
+              </w:rPr>
+              <w:t>Admin quiz management</w:t>
+            </w:r>
+          </w:p>
+        </w:tc>
+        <w:tc>
+          <w:tcPr>
+            <w:tcW w:type="dxa" w:w="1644"/>
+          </w:tcPr>
+          <w:p>
+            <w:pPr>
+              <w:jc w:val="left"/>
+            </w:pPr>
+            <w:r/>
+            <w:r>
+              <w:rPr>
+                <w:sz w:val="16"/>
+              </w:rPr>
+              <w:t>Add questions to a quiz</w:t>
+            </w:r>
+          </w:p>
+        </w:tc>
+        <w:tc>
+          <w:tcPr>
+            <w:tcW w:type="dxa" w:w="1644"/>
+          </w:tcPr>
+          <w:p>
+            <w:pPr>
+              <w:jc w:val="left"/>
+            </w:pPr>
+            <w:r/>
+            <w:r>
+              <w:rPr>
+                <w:sz w:val="16"/>
+              </w:rPr>
+              <w:t>Questions appear in learner quiz</w:t>
+            </w:r>
+          </w:p>
+        </w:tc>
+        <w:tc>
+          <w:tcPr>
+            <w:tcW w:type="dxa" w:w="1644"/>
+          </w:tcPr>
+          <w:p>
+            <w:pPr>
+              <w:jc w:val="left"/>
+            </w:pPr>
+            <w:r/>
+            <w:r>
+              <w:rPr>
+                <w:sz w:val="16"/>
+              </w:rPr>
+              <w:t>Passed</w:t>
+            </w:r>
+          </w:p>
+        </w:tc>
+      </w:tr>
+      <w:tr>
+        <w:tc>
+          <w:tcPr>
+            <w:tcW w:type="dxa" w:w="1644"/>
+          </w:tcPr>
+          <w:p>
+            <w:pPr>
+              <w:jc w:val="left"/>
+            </w:pPr>
+            <w:r/>
+            <w:r>
+              <w:rPr>
+                <w:sz w:val="16"/>
+              </w:rPr>
+              <w:t>TC21</w:t>
+            </w:r>
+          </w:p>
+        </w:tc>
+        <w:tc>
+          <w:tcPr>
+            <w:tcW w:type="dxa" w:w="1644"/>
+          </w:tcPr>
+          <w:p>
+            <w:pPr>
+              <w:jc w:val="left"/>
+            </w:pPr>
+            <w:r/>
+            <w:r>
+              <w:rPr>
+                <w:sz w:val="16"/>
+              </w:rPr>
+              <w:t>Logout</w:t>
+            </w:r>
+          </w:p>
+        </w:tc>
+        <w:tc>
+          <w:tcPr>
+            <w:tcW w:type="dxa" w:w="1644"/>
+          </w:tcPr>
+          <w:p>
+            <w:pPr>
+              <w:jc w:val="left"/>
+            </w:pPr>
+            <w:r/>
+            <w:r>
+              <w:rPr>
+                <w:sz w:val="16"/>
+              </w:rPr>
+              <w:t>Click logout button</w:t>
+            </w:r>
+          </w:p>
+        </w:tc>
+        <w:tc>
+          <w:tcPr>
+            <w:tcW w:type="dxa" w:w="1644"/>
+          </w:tcPr>
+          <w:p>
+            <w:pPr>
+              <w:jc w:val="left"/>
+            </w:pPr>
+            <w:r/>
+            <w:r>
+              <w:rPr>
+                <w:sz w:val="16"/>
+              </w:rPr>
+              <w:t>Session terminated; redirected to login</w:t>
+            </w:r>
+          </w:p>
+        </w:tc>
+        <w:tc>
+          <w:tcPr>
+            <w:tcW w:type="dxa" w:w="1644"/>
+          </w:tcPr>
+          <w:p>
+            <w:pPr>
+              <w:jc w:val="left"/>
+            </w:pPr>
+            <w:r/>
+            <w:r>
+              <w:rPr>
+                <w:sz w:val="16"/>
+              </w:rPr>
+              <w:t>Passed</w:t>
+            </w:r>
+          </w:p>
+        </w:tc>
+      </w:tr>
+    </w:tbl>
+    <w:p>
+      <w:pPr>
+        <w:pStyle w:val="Heading3"/>
+      </w:pPr>
+      <w:r>
+        <w:t>4.5.3 Usability Testing</w:t>
+      </w:r>
+    </w:p>
+    <w:p>
+      <w:pPr>
         <w:jc w:val="both"/>
       </w:pPr>
       <w:r>
-        <w:t>User registration and login — Accounts created and authenticated correctly. Passed.</w:t>
-      </w:r>
-    </w:p>
-    <w:p>
-      <w:pPr>
-        <w:pStyle w:val="ListBullet"/>
+        <w:t>Sample users interacted with the platform and provided feedback on ease of use. Users found the interface intuitive and responsive, and the dark and light mode toggle was reported to improve reading comfort. Minor observations were addressed during iterative refinement.</w:t>
+      </w:r>
+    </w:p>
+    <w:p>
+      <w:pPr>
+        <w:pStyle w:val="Heading3"/>
+      </w:pPr>
+      <w:r>
+        <w:t>4.5.4 Implementation Challenges</w:t>
+      </w:r>
+    </w:p>
+    <w:p>
+      <w:pPr>
         <w:jc w:val="both"/>
       </w:pPr>
       <w:r>
-        <w:t>Locked progression — Next lesson unlocked only after a pass of at least sixty percent. Passed.</w:t>
-      </w:r>
-    </w:p>
-    <w:p>
-      <w:pPr>
-        <w:pStyle w:val="ListBullet"/>
+        <w:t>During the development of the mayor4code platform, several implementation challenges were encountered and addressed.</w:t>
+      </w:r>
+    </w:p>
+    <w:p>
+      <w:pPr>
         <w:jc w:val="both"/>
       </w:pPr>
       <w:r>
-        <w:t>Quiz scoring — Scores computed accurately and displayed instantly. Passed.</w:t>
-      </w:r>
-    </w:p>
-    <w:p>
-      <w:pPr>
-        <w:pStyle w:val="ListBullet"/>
+        <w:t>The first challenge was securing the in-browser Python playground. Executing arbitrary user code on the server poses significant security risks, including the potential for system commands, file system access, and resource exhaustion. This was addressed by running user submissions in an isolated subprocess with a five-second execution timeout, blocking dangerous imports and function calls through string matching on the lowercased source code, and enforcing a ten-thousand-character code length limit. The approach provides reasonable security for an educational context while maintaining a responsive user experience, though container-based sandboxing would offer stronger isolation for production deployment.</w:t>
+      </w:r>
+    </w:p>
+    <w:p>
+      <w:pPr>
         <w:jc w:val="both"/>
       </w:pPr>
       <w:r>
-        <w:t>Python playground — Valid code executed and returned output; unsafe operations and long-running code were prevented. Passed.</w:t>
-      </w:r>
-    </w:p>
-    <w:p>
-      <w:pPr>
-        <w:pStyle w:val="ListBullet"/>
+        <w:t>The second challenge was implementing locked progression without creating a poor user experience. The system must correctly handle edge cases such as the first lesson being always unlocked (no prerequisite), administrator access bypassing progression locks, and users who complete all lessons being allowed to revisit previous content. These cases were handled by default-unlocking lesson one in the view logic, granting administrator accounts full access through a separate permission check, and allowing completed lessons to be reviewed without quiz re-attempt constraints.</w:t>
+      </w:r>
+    </w:p>
+    <w:p>
+      <w:pPr>
         <w:jc w:val="both"/>
       </w:pPr>
       <w:r>
-        <w:t>Certificate issuance — Certificate with a unique code issued on course completion. Passed.</w:t>
-      </w:r>
-    </w:p>
-    <w:p>
-      <w:pPr>
-        <w:pStyle w:val="ListBullet"/>
+        <w:t>A third challenge related to the quiz timer synchronisation. Since the quiz timer is implemented client-side with JavaScript, a determined learner could theoretically tamper with the timer value. The elapsed time is captured in a hidden input field submitted with the quiz, and the server records it as time_taken for analytics rather than for enforcing time limits, avoiding false disqualifications. Future versions could implement server-side timer validation for stricter time enforcement.</w:t>
+      </w:r>
+    </w:p>
+    <w:p>
+      <w:pPr>
         <w:jc w:val="both"/>
       </w:pPr>
       <w:r>
-        <w:t>Leaderboard — Learners ranked correctly by average performance. Passed.</w:t>
-      </w:r>
-    </w:p>
-    <w:p>
-      <w:pPr>
-        <w:pStyle w:val="Heading3"/>
-      </w:pPr>
-      <w:r>
-        <w:t>4.5.3 Usability Testing</w:t>
-      </w:r>
-    </w:p>
-    <w:p>
-      <w:pPr>
-        <w:jc w:val="both"/>
-      </w:pPr>
-      <w:r>
-        <w:t>Sample users interacted with the platform and provided feedback on ease of use. Users found the interface intuitive and responsive, and the dark and light mode toggle was reported to improve reading comfort. Minor observations were addressed during iterative refinement.</w:t>
+        <w:t>Finally, generating the project report itself presented challenges. Producing a professionally formatted Word document with mixed page numbering (Roman numerals for preliminary pages, Arabic numerals for the main body), auto-generated table of contents, embedded figures, and formatted tables required careful use of the python-docx library's section and field-code APIs. These techniques, while not part of the e-learning platform itself, were essential for producing the academic documentation required for the BSc project submission.</w:t>
       </w:r>
     </w:p>
     <w:p>
@@ -3308,7 +7894,7 @@
         <w:pStyle w:val="Heading2"/>
       </w:pPr>
       <w:r>
-        <w:t>5.2 Conclusion</w:t>
+        <w:t>5.2 Contributions to Knowledge</w:t>
       </w:r>
     </w:p>
     <w:p>
@@ -3316,23 +7902,7 @@
         <w:jc w:val="both"/>
       </w:pPr>
       <w:r>
-        <w:t>The study successfully achieved its aim of designing and implementing an integrated, web-based interactive e-learning platform for structured Python programming. By combining structured lesson delivery, mastery-based progression, practical in-browser coding, automated assessment, certification, and gamification within a single secure application, the platform improves the accessibility and effectiveness of introductory programming education. The system therefore provides a practical solution to the challenges that beginners commonly encounter when learning to program.</w:t>
-      </w:r>
-    </w:p>
-    <w:p>
-      <w:pPr>
-        <w:pStyle w:val="Heading2"/>
-      </w:pPr>
-      <w:r>
-        <w:t>5.3 Recommendations</w:t>
-      </w:r>
-    </w:p>
-    <w:p>
-      <w:pPr>
-        <w:jc w:val="both"/>
-      </w:pPr>
-      <w:r>
-        <w:t>Based on the outcomes of this study, the following recommendations are made:</w:t>
+        <w:t>This study makes the following contributions to knowledge in the field of interactive e-learning for programming education:</w:t>
       </w:r>
     </w:p>
     <w:p>
@@ -3341,7 +7911,7 @@
         <w:jc w:val="both"/>
       </w:pPr>
       <w:r>
-        <w:t>Educational institutions and training organisations should adopt integrated, interactive e-learning platforms of this kind to complement traditional programming instruction.</w:t>
+        <w:t>An integrated e-learning platform that combines structured lesson delivery, an in-browser code playground, automated assessment, progress tracking, certification, and gamification within a single free and secure web application. Unlike existing platforms that either separate these features across multiple tools or restrict key functionality behind paywalls, mayor4code provides a unified learning environment that addresses the fragmentation identified in the literature review.</w:t>
       </w:r>
     </w:p>
     <w:p>
@@ -3350,7 +7920,7 @@
         <w:jc w:val="both"/>
       </w:pPr>
       <w:r>
-        <w:t>The principle of mastery-based locked progression should be applied in programming education to reduce knowledge gaps among learners.</w:t>
+        <w:t>A mastery-based locked progression model that enforces a minimum quiz score of sixty percent before advancing to the next lesson. This operationalisation of mastery learning principles (Bloom, 1968; Guskey, 2007) within a web-based programming context ensures that learners build a solid foundation of prerequisite knowledge before encountering more advanced concepts, reducing the accumulation of knowledge gaps.</w:t>
       </w:r>
     </w:p>
     <w:p>
@@ -3359,7 +7929,7 @@
         <w:jc w:val="both"/>
       </w:pPr>
       <w:r>
-        <w:t>Adequate attention should be given to the security of in-browser code-execution environments, including strong isolation of executed code, to protect the hosting infrastructure.</w:t>
+        <w:t>A secure in-browser code execution environment that runs learner-submitted Python code in an isolated subprocess with a five-second timeout, blocked dangerous operations, and a ten-thousand-character limit. This provides a practical reference implementation for safely embedding code execution in educational web applications without requiring containerisation infrastructure.</w:t>
       </w:r>
     </w:p>
     <w:p>
@@ -3368,23 +7938,7 @@
         <w:jc w:val="both"/>
       </w:pPr>
       <w:r>
-        <w:t>Learner motivation should be supported through gamification features such as certification and leaderboards.</w:t>
-      </w:r>
-    </w:p>
-    <w:p>
-      <w:pPr>
-        <w:pStyle w:val="Heading2"/>
-      </w:pPr>
-      <w:r>
-        <w:t>5.4 Suggestions for Future Research</w:t>
-      </w:r>
-    </w:p>
-    <w:p>
-      <w:pPr>
-        <w:jc w:val="both"/>
-      </w:pPr>
-      <w:r>
-        <w:t>The following suggestions are offered for future work:</w:t>
+        <w:t>An automated certification system that generates unique verification codes for each completion certificate, enabling third-party verification of learner achievement. The certificate design and issuance workflow demonstrate how cryptographic-grade unique identifiers can be integrated into educational platforms for credentialing purposes.</w:t>
       </w:r>
     </w:p>
     <w:p>
@@ -3393,7 +7947,39 @@
         <w:jc w:val="both"/>
       </w:pPr>
       <w:r>
-        <w:t>Extending the platform to cover additional programming languages and more advanced topics beyond introductory Python.</w:t>
+        <w:t>A practical demonstration of the Django web framework's suitability for building secure, scalable, and feature-rich educational web applications, including the integration of authentication, content management, assessment, and gamification features within a coherent software architecture.</w:t>
+      </w:r>
+    </w:p>
+    <w:p>
+      <w:pPr>
+        <w:pStyle w:val="Heading2"/>
+      </w:pPr>
+      <w:r>
+        <w:t>5.3 Conclusion</w:t>
+      </w:r>
+    </w:p>
+    <w:p>
+      <w:pPr>
+        <w:jc w:val="both"/>
+      </w:pPr>
+      <w:r>
+        <w:t>The study successfully achieved its aim of designing and implementing an integrated, web-based interactive e-learning platform for structured Python programming. By combining structured lesson delivery, mastery-based progression, practical in-browser coding, automated assessment, certification, and gamification within a single secure application, the platform improves the accessibility and effectiveness of introductory programming education. The system therefore provides a practical solution to the challenges that beginners commonly encounter when learning to program.</w:t>
+      </w:r>
+    </w:p>
+    <w:p>
+      <w:pPr>
+        <w:pStyle w:val="Heading2"/>
+      </w:pPr>
+      <w:r>
+        <w:t>5.4 Recommendations</w:t>
+      </w:r>
+    </w:p>
+    <w:p>
+      <w:pPr>
+        <w:jc w:val="both"/>
+      </w:pPr>
+      <w:r>
+        <w:t>Based on the outcomes of this study, the following recommendations are made:</w:t>
       </w:r>
     </w:p>
     <w:p>
@@ -3402,7 +7988,7 @@
         <w:jc w:val="both"/>
       </w:pPr>
       <w:r>
-        <w:t>Incorporating adaptive learning that personalises content and pacing based on each learner’s performance.</w:t>
+        <w:t>Educational institutions and training organisations should adopt integrated, interactive e-learning platforms of this kind to complement traditional programming instruction.</w:t>
       </w:r>
     </w:p>
     <w:p>
@@ -3411,7 +7997,7 @@
         <w:jc w:val="both"/>
       </w:pPr>
       <w:r>
-        <w:t>Strengthening the code-execution environment through container-based sandboxing with stricter resource, network, and filesystem controls.</w:t>
+        <w:t>The principle of mastery-based locked progression should be applied in programming education to reduce knowledge gaps among learners.</w:t>
       </w:r>
     </w:p>
     <w:p>
@@ -3420,7 +8006,7 @@
         <w:jc w:val="both"/>
       </w:pPr>
       <w:r>
-        <w:t>Adding richer assessment types, such as automatically graded coding exercises, in addition to multiple-choice quizzes.</w:t>
+        <w:t>Adequate attention should be given to the security of in-browser code-execution environments, including strong isolation of executed code, to protect the hosting infrastructure.</w:t>
       </w:r>
     </w:p>
     <w:p>
@@ -3429,6 +8015,67 @@
         <w:jc w:val="both"/>
       </w:pPr>
       <w:r>
+        <w:t>Learner motivation should be supported through gamification features such as certification and leaderboards.</w:t>
+      </w:r>
+    </w:p>
+    <w:p>
+      <w:pPr>
+        <w:pStyle w:val="Heading2"/>
+      </w:pPr>
+      <w:r>
+        <w:t>5.5 Suggestions for Future Research</w:t>
+      </w:r>
+    </w:p>
+    <w:p>
+      <w:pPr>
+        <w:jc w:val="both"/>
+      </w:pPr>
+      <w:r>
+        <w:t>The following suggestions are offered for future work:</w:t>
+      </w:r>
+    </w:p>
+    <w:p>
+      <w:pPr>
+        <w:pStyle w:val="ListNumber"/>
+        <w:jc w:val="both"/>
+      </w:pPr>
+      <w:r>
+        <w:t>Extending the platform to cover additional programming languages and more advanced topics beyond introductory Python.</w:t>
+      </w:r>
+    </w:p>
+    <w:p>
+      <w:pPr>
+        <w:pStyle w:val="ListNumber"/>
+        <w:jc w:val="both"/>
+      </w:pPr>
+      <w:r>
+        <w:t>Incorporating adaptive learning that personalises content and pacing based on each learner’s performance.</w:t>
+      </w:r>
+    </w:p>
+    <w:p>
+      <w:pPr>
+        <w:pStyle w:val="ListNumber"/>
+        <w:jc w:val="both"/>
+      </w:pPr>
+      <w:r>
+        <w:t>Strengthening the code-execution environment through container-based sandboxing with stricter resource, network, and filesystem controls.</w:t>
+      </w:r>
+    </w:p>
+    <w:p>
+      <w:pPr>
+        <w:pStyle w:val="ListNumber"/>
+        <w:jc w:val="both"/>
+      </w:pPr>
+      <w:r>
+        <w:t>Adding richer assessment types, such as automatically graded coding exercises, in addition to multiple-choice quizzes.</w:t>
+      </w:r>
+    </w:p>
+    <w:p>
+      <w:pPr>
+        <w:pStyle w:val="ListNumber"/>
+        <w:jc w:val="both"/>
+      </w:pPr>
+      <w:r>
         <w:t>Conducting a large-scale empirical evaluation of learning outcomes to measure the platform’s educational impact quantitatively.</w:t>
       </w:r>
     </w:p>
@@ -3461,7 +8108,7 @@
         <w:jc w:val="both"/>
       </w:pPr>
       <w:r>
-        <w:t>Deterding, S., Dixon, D., Khaled, R., &amp; Nacke, L. (2011). From game design elements to gamefulness: Defining “gamification”. In Proceedings of the 15th International Academic MindTrek Conference (pp. 9–15). Association for Computing Machinery.</w:t>
+        <w:t>Bloom, B. S. (1968). Mastery learning. Evaluation Comment, 1(2), 1–12.</w:t>
       </w:r>
     </w:p>
     <w:p>
@@ -3470,7 +8117,7 @@
         <w:jc w:val="both"/>
       </w:pPr>
       <w:r>
-        <w:t>Django Software Foundation. (2024). Django documentation. https://docs.djangoproject.com/</w:t>
+        <w:t>Deterding, S., Dixon, D., Khaled, R., &amp; Nacke, L. (2011). From game design elements to gamefulness: Defining "gamification". In Proceedings of the 15th International Academic MindTrek Conference (pp. 9–15). Association for Computing Machinery.</w:t>
       </w:r>
     </w:p>
     <w:p>
@@ -3479,7 +8126,7 @@
         <w:jc w:val="both"/>
       </w:pPr>
       <w:r>
-        <w:t>Duckett, J. (2014). HTML and CSS: Design and build websites. John Wiley &amp; Sons.</w:t>
+        <w:t>Django Software Foundation. (2024). Django documentation. https://docs.djangoproject.com/</w:t>
       </w:r>
     </w:p>
     <w:p>
@@ -3488,7 +8135,7 @@
         <w:jc w:val="both"/>
       </w:pPr>
       <w:r>
-        <w:t>Elmasri, R., &amp; Navathe, S. B. (2017). Fundamentals of database systems (7th ed.). Pearson.</w:t>
+        <w:t>Duckett, J. (2014). HTML and CSS: Design and build websites. John Wiley &amp; Sons.</w:t>
       </w:r>
     </w:p>
     <w:p>
@@ -3497,7 +8144,7 @@
         <w:jc w:val="both"/>
       </w:pPr>
       <w:r>
-        <w:t>Garrison, D. R. (2017). E-learning in the 21st century: A community of inquiry framework for research and practice (3rd ed.). Routledge.</w:t>
+        <w:t>Elmasri, R., &amp; Navathe, S. B. (2017). Fundamentals of database systems (7th ed.). Pearson.</w:t>
       </w:r>
     </w:p>
     <w:p>
@@ -3506,7 +8153,7 @@
         <w:jc w:val="both"/>
       </w:pPr>
       <w:r>
-        <w:t>Hamari, J., Koivisto, J., &amp; Sarsa, H. (2014). Does gamification work? A literature review of empirical studies on gamification. In Proceedings of the 47th Hawaii International Conference on System Sciences (pp. 3025–3034). IEEE.</w:t>
+        <w:t>Ericsson, K. A., Krampe, R. T., &amp; Tesch-Romer, C. (1993). The role of deliberate practice in the acquisition of expert performance. Psychological Review, 100(3), 363–406.</w:t>
       </w:r>
     </w:p>
     <w:p>
@@ -3515,7 +8162,7 @@
         <w:jc w:val="both"/>
       </w:pPr>
       <w:r>
-        <w:t>Pressman, R. S., &amp; Maxim, B. R. (2020). Software engineering: A practitioner’s approach (9th ed.). McGraw-Hill Education.</w:t>
+        <w:t>Garrison, D. R. (2017). E-learning in the 21st century: A community of inquiry framework for research and practice (3rd ed.). Routledge.</w:t>
       </w:r>
     </w:p>
     <w:p>
@@ -3524,7 +8171,7 @@
         <w:jc w:val="both"/>
       </w:pPr>
       <w:r>
-        <w:t>Python Software Foundation. (2024). The Python language reference. https://docs.python.org/3/reference/</w:t>
+        <w:t>Guskey, T. R. (2007). Closing achievement gaps: Revisiting Benjamin S. Bloom’s "Learning for Mastery". Journal of Advanced Academics, 19(1), 8–31.</w:t>
       </w:r>
     </w:p>
     <w:p>
@@ -3533,7 +8180,79 @@
         <w:jc w:val="both"/>
       </w:pPr>
       <w:r>
+        <w:t>Hamari, J., Koivisto, J., &amp; Sarsa, H. (2014). Does gamification work? A literature review of empirical studies on gamification. In Proceedings of the 47th Hawaii International Conference on System Sciences (pp. 3025–3034). IEEE.</w:t>
+      </w:r>
+    </w:p>
+    <w:p>
+      <w:pPr>
+        <w:ind w:hanging="720" w:left="720"/>
+        <w:jc w:val="both"/>
+      </w:pPr>
+      <w:r>
+        <w:t>Jonassen, D. H. (1999). Designing constructivist learning environments. In C. M. Reigeluth (Ed.), Instructional-design theories and models: A new paradigm of instructional theory (Vol. 2, pp. 215–239). Lawrence Erlbaum Associates.</w:t>
+      </w:r>
+    </w:p>
+    <w:p>
+      <w:pPr>
+        <w:ind w:hanging="720" w:left="720"/>
+        <w:jc w:val="both"/>
+      </w:pPr>
+      <w:r>
+        <w:t>Keller, F. S. (1968). "Good-bye, teacher..." Journal of Applied Behavior Analysis, 1(1), 79–89.</w:t>
+      </w:r>
+    </w:p>
+    <w:p>
+      <w:pPr>
+        <w:ind w:hanging="720" w:left="720"/>
+        <w:jc w:val="both"/>
+      </w:pPr>
+      <w:r>
+        <w:t>Piaget, J. (1952). The origins of intelligence in children. International Universities Press.</w:t>
+      </w:r>
+    </w:p>
+    <w:p>
+      <w:pPr>
+        <w:ind w:hanging="720" w:left="720"/>
+        <w:jc w:val="both"/>
+      </w:pPr>
+      <w:r>
+        <w:t>Pressman, R. S., &amp; Maxim, B. R. (2020). Software engineering: A practitioner’s approach (9th ed.). McGraw-Hill Education.</w:t>
+      </w:r>
+    </w:p>
+    <w:p>
+      <w:pPr>
+        <w:ind w:hanging="720" w:left="720"/>
+        <w:jc w:val="both"/>
+      </w:pPr>
+      <w:r>
+        <w:t>Python Software Foundation. (2024). The Python language reference. https://docs.python.org/3/reference/</w:t>
+      </w:r>
+    </w:p>
+    <w:p>
+      <w:pPr>
+        <w:ind w:hanging="720" w:left="720"/>
+        <w:jc w:val="both"/>
+      </w:pPr>
+      <w:r>
+        <w:t>Sailer, M., Hense, J. U., Mayr, S. K., &amp; Mandl, H. (2017). How gamification motivates: An experimental study of the effects of specific game design elements on psychological need satisfaction. Computers in Human Behavior, 69, 371–380.</w:t>
+      </w:r>
+    </w:p>
+    <w:p>
+      <w:pPr>
+        <w:ind w:hanging="720" w:left="720"/>
+        <w:jc w:val="both"/>
+      </w:pPr>
+      <w:r>
         <w:t>Sommerville, I. (2016). Software engineering (10th ed.). Pearson Education.</w:t>
+      </w:r>
+    </w:p>
+    <w:p>
+      <w:pPr>
+        <w:ind w:hanging="720" w:left="720"/>
+        <w:jc w:val="both"/>
+      </w:pPr>
+      <w:r>
+        <w:t>Vygotsky, L. S. (1978). Mind in society: The development of higher psychological processes. Harvard University Press.</w:t>
       </w:r>
     </w:p>
     <w:sectPr>
